--- a/RITM1449981-ACBSD-4801 - Aperture Data Studio Solution Design/Kenny-2026-08-05_Aperture Use Cases - Architecture Document.docx
+++ b/RITM1449981-ACBSD-4801 - Aperture Data Studio Solution Design/Kenny-2026-08-05_Aperture Use Cases - Architecture Document.docx
@@ -1,6 +1,6 @@
 
 <file path=word/document.xml><?xml version="1.0" encoding="utf-8"?>
-<w:document xmlns:wpc="http://schemas.microsoft.com/office/word/2010/wordprocessingCanvas" xmlns:cx="http://schemas.microsoft.com/office/drawing/2014/chartex" xmlns:cx1="http://schemas.microsoft.com/office/drawing/2015/9/8/chartex" xmlns:cx2="http://schemas.microsoft.com/office/drawing/2015/10/21/chartex" xmlns:cx3="http://schemas.microsoft.com/office/drawing/2016/5/9/chartex" xmlns:cx4="http://schemas.microsoft.com/office/drawing/2016/5/10/chartex" xmlns:cx5="http://schemas.microsoft.com/office/drawing/2016/5/11/chartex" xmlns:cx6="http://schemas.microsoft.com/office/drawing/2016/5/12/chartex" xmlns:cx7="http://schemas.microsoft.com/office/drawing/2016/5/13/chartex" xmlns:cx8="http://schemas.microsoft.com/office/drawing/2016/5/14/chartex" xmlns:mc="http://schemas.openxmlformats.org/markup-compatibility/2006" xmlns:aink="http://schemas.microsoft.com/office/drawing/2016/ink" xmlns:am3d="http://schemas.microsoft.com/office/drawing/2017/model3d" xmlns:o="urn:schemas-microsoft-com:office:office" xmlns:oel="http://schemas.microsoft.com/office/2019/extlst" xmlns:r="http://schemas.openxmlformats.org/officeDocument/2006/relationships" xmlns:m="http://schemas.openxmlformats.org/officeDocument/2006/math" xmlns:v="urn:schemas-microsoft-com:vml" xmlns:wp14="http://schemas.microsoft.com/office/word/2010/wordprocessingDrawing" xmlns:wp="http://schemas.openxmlformats.org/drawingml/2006/wordprocessingDrawing" xmlns:w10="urn:schemas-microsoft-com:office:word" xmlns:w="http://schemas.openxmlformats.org/wordprocessingml/2006/main" xmlns:w14="http://schemas.microsoft.com/office/word/2010/wordml" xmlns:w15="http://schemas.microsoft.com/office/word/2012/wordml" xmlns:w16cex="http://schemas.microsoft.com/office/word/2018/wordml/cex" xmlns:w16cid="http://schemas.microsoft.com/office/word/2016/wordml/cid" xmlns:w16="http://schemas.microsoft.com/office/word/2018/wordml" xmlns:w16du="http://schemas.microsoft.com/office/word/2023/wordml/word16du" xmlns:w16sdtdh="http://schemas.microsoft.com/office/word/2020/wordml/sdtdatahash" xmlns:w16sdtfl="http://schemas.microsoft.com/office/word/2024/wordml/sdtformatlock" xmlns:w16se="http://schemas.microsoft.com/office/word/2015/wordml/symex" xmlns:wpg="http://schemas.microsoft.com/office/word/2010/wordprocessingGroup" xmlns:wpi="http://schemas.microsoft.com/office/word/2010/wordprocessingInk" xmlns:wne="http://schemas.microsoft.com/office/word/2006/wordml" xmlns:wps="http://schemas.microsoft.com/office/word/2010/wordprocessingShape" mc:Ignorable="w14 w15 w16se w16cid w16 w16cex w16sdtdh w16sdtfl w16du wp14">
+<w:document xmlns:wpc="http://schemas.microsoft.com/office/word/2010/wordprocessingCanvas" xmlns:cx="http://schemas.microsoft.com/office/drawing/2014/chartex" xmlns:cx1="http://schemas.microsoft.com/office/drawing/2015/9/8/chartex" xmlns:cx2="http://schemas.microsoft.com/office/drawing/2015/10/21/chartex" xmlns:cx3="http://schemas.microsoft.com/office/drawing/2016/5/9/chartex" xmlns:cx4="http://schemas.microsoft.com/office/drawing/2016/5/10/chartex" xmlns:cx5="http://schemas.microsoft.com/office/drawing/2016/5/11/chartex" xmlns:cx6="http://schemas.microsoft.com/office/drawing/2016/5/12/chartex" xmlns:cx7="http://schemas.microsoft.com/office/drawing/2016/5/13/chartex" xmlns:cx8="http://schemas.microsoft.com/office/drawing/2016/5/14/chartex" xmlns:mc="http://schemas.openxmlformats.org/markup-compatibility/2006" xmlns:m="http://schemas.openxmlformats.org/officeDocument/2006/math" xmlns:aink="http://schemas.microsoft.com/office/drawing/2016/ink" xmlns:am3d="http://schemas.microsoft.com/office/drawing/2017/model3d" xmlns:oel="http://schemas.microsoft.com/office/2019/extlst" xmlns:r="http://schemas.openxmlformats.org/officeDocument/2006/relationships" xmlns:wp14="http://schemas.microsoft.com/office/word/2010/wordprocessingDrawing" xmlns:wp="http://schemas.openxmlformats.org/drawingml/2006/wordprocessingDrawing" xmlns:wpg="http://schemas.microsoft.com/office/word/2010/wordprocessingGroup" xmlns:wpi="http://schemas.microsoft.com/office/word/2010/wordprocessingInk" xmlns:wps="http://schemas.microsoft.com/office/word/2010/wordprocessingShape" xmlns:o="urn:schemas-microsoft-com:office:office" xmlns:v="urn:schemas-microsoft-com:vml" xmlns:w10="urn:schemas-microsoft-com:office:word" xmlns:w="http://schemas.openxmlformats.org/wordprocessingml/2006/main" xmlns:w14="http://schemas.microsoft.com/office/word/2010/wordml" xmlns:w15="http://schemas.microsoft.com/office/word/2012/wordml" xmlns:w16cei="http://schemas.microsoft.com/office/word/2026/wordml/cei" xmlns:w16cex="http://schemas.microsoft.com/office/word/2018/wordml/cex" xmlns:w16cid="http://schemas.microsoft.com/office/word/2016/wordml/cid" xmlns:w16="http://schemas.microsoft.com/office/word/2018/wordml" xmlns:w16sdtdh="http://schemas.microsoft.com/office/word/2020/wordml/sdtdatahash" xmlns:w16sdtfl="http://schemas.microsoft.com/office/word/2024/wordml/sdtformatlock" xmlns:w16se="http://schemas.microsoft.com/office/word/2015/wordml/symex" xmlns:w16du="http://schemas.microsoft.com/office/word/2023/wordml/word16du" xmlns:wne="http://schemas.microsoft.com/office/word/2006/wordml" mc:Ignorable="w14 w15 w16se w16cid w16 w16cex w16sdtdh w16sdtfl w16du wp14">
   <w:body>
     <w:p>
       <w:pPr>
@@ -74,7 +74,29 @@
           <w:sz w:val="32"/>
           <w:szCs w:val="32"/>
         </w:rPr>
-        <w:t>Applications, warehouses, marts and data platforms may provide bulk datasets to Experian Aperture Data Studio for profiling, validation, enrichment, issue detection and data quality trend monitoring.</w:t>
+        <w:t xml:space="preserve">Applications, warehouses, marts and data platforms may provide bulk datasets to </w:t>
+      </w:r>
+      <w:r>
+        <w:rPr>
+          <w:rFonts w:ascii="Times New Roman" w:hAnsi="Times New Roman" w:cs="Times New Roman"/>
+          <w:b/>
+          <w:bCs/>
+          <w:color w:val="000000"/>
+          <w:kern w:val="0"/>
+          <w:sz w:val="32"/>
+          <w:szCs w:val="32"/>
+        </w:rPr>
+        <w:t>Experian Aperture Data</w:t>
+      </w:r>
+      <w:r>
+        <w:rPr>
+          <w:rFonts w:ascii="Times New Roman" w:hAnsi="Times New Roman" w:cs="Times New Roman"/>
+          <w:color w:val="000000"/>
+          <w:kern w:val="0"/>
+          <w:sz w:val="32"/>
+          <w:szCs w:val="32"/>
+        </w:rPr>
+        <w:t xml:space="preserve"> Studio for profiling, validation, enrichment, issue detection and data quality trend monitoring.</w:t>
       </w:r>
     </w:p>
     <w:p>
@@ -295,7 +317,29 @@
           <w:sz w:val="32"/>
           <w:szCs w:val="32"/>
         </w:rPr>
-        <w:t>Aperture Data Studio may connect directly to approved data sources using JDBC or database connectivity to profile, validate and monitor data without requiring every source system to export files first.</w:t>
+        <w:t xml:space="preserve">Aperture Data Studio may connect directly to approved data sources using </w:t>
+      </w:r>
+      <w:r>
+        <w:rPr>
+          <w:rFonts w:ascii="Times New Roman" w:hAnsi="Times New Roman" w:cs="Times New Roman"/>
+          <w:b/>
+          <w:bCs/>
+          <w:color w:val="000000"/>
+          <w:kern w:val="0"/>
+          <w:sz w:val="32"/>
+          <w:szCs w:val="32"/>
+        </w:rPr>
+        <w:t>JDBC or database connectivity</w:t>
+      </w:r>
+      <w:r>
+        <w:rPr>
+          <w:rFonts w:ascii="Times New Roman" w:hAnsi="Times New Roman" w:cs="Times New Roman"/>
+          <w:color w:val="000000"/>
+          <w:kern w:val="0"/>
+          <w:sz w:val="32"/>
+          <w:szCs w:val="32"/>
+        </w:rPr>
+        <w:t xml:space="preserve"> to profile, validate and monitor data without requiring every source system to export files first.</w:t>
       </w:r>
     </w:p>
     <w:p>
@@ -421,6 +465,16 @@
           <w:szCs w:val="32"/>
         </w:rPr>
         <w:t>3. In-Source / Pushdown Data Quality Processing</w:t>
+      </w:r>
+      <w:r>
+        <w:rPr>
+          <w:rFonts w:ascii="Times New Roman" w:hAnsi="Times New Roman" w:cs="Times New Roman"/>
+          <w:color w:val="000000"/>
+          <w:kern w:val="0"/>
+          <w:sz w:val="32"/>
+          <w:szCs w:val="32"/>
+        </w:rPr>
+        <w:t xml:space="preserve"> (?)</w:t>
       </w:r>
     </w:p>
     <w:p>
@@ -598,55 +652,87 @@
         <w:lastRenderedPageBreak/>
         <w:t>4. Real-Time Point-of-Capture Validation and Enrichment</w:t>
       </w:r>
-    </w:p>
-    <w:p>
-      <w:pPr>
-        <w:autoSpaceDE w:val="0"/>
-        <w:autoSpaceDN w:val="0"/>
-        <w:adjustRightInd w:val="0"/>
-        <w:spacing w:after="0" w:line="240" w:lineRule="auto"/>
-        <w:rPr>
-          <w:rFonts w:ascii="Helvetica" w:hAnsi="Helvetica" w:cs="Helvetica"/>
-          <w:color w:val="000000"/>
-          <w:kern w:val="0"/>
-          <w:sz w:val="32"/>
-          <w:szCs w:val="32"/>
-        </w:rPr>
-      </w:pPr>
-      <w:r>
-        <w:rPr>
-          <w:rFonts w:ascii="Times New Roman" w:hAnsi="Times New Roman" w:cs="Times New Roman"/>
-          <w:color w:val="000000"/>
-          <w:kern w:val="0"/>
-          <w:sz w:val="32"/>
-          <w:szCs w:val="32"/>
-        </w:rPr>
-        <w:t> </w:t>
-      </w:r>
-    </w:p>
-    <w:p>
-      <w:pPr>
-        <w:autoSpaceDE w:val="0"/>
-        <w:autoSpaceDN w:val="0"/>
-        <w:adjustRightInd w:val="0"/>
-        <w:spacing w:after="0" w:line="240" w:lineRule="auto"/>
-        <w:rPr>
-          <w:rFonts w:ascii="Helvetica" w:hAnsi="Helvetica" w:cs="Helvetica"/>
-          <w:color w:val="000000"/>
-          <w:kern w:val="0"/>
-          <w:sz w:val="32"/>
-          <w:szCs w:val="32"/>
-        </w:rPr>
-      </w:pPr>
-      <w:r>
-        <w:rPr>
-          <w:rFonts w:ascii="Times New Roman" w:hAnsi="Times New Roman" w:cs="Times New Roman"/>
-          <w:color w:val="000000"/>
-          <w:kern w:val="0"/>
-          <w:sz w:val="32"/>
-          <w:szCs w:val="32"/>
-        </w:rPr>
-        <w:t>Applications may call a published real-time Aperture Data Studio workflow through an approved API layer to validate, transform, enrich and/or reject a single submitted record before it is persisted to the source application.</w:t>
+      <w:r>
+        <w:rPr>
+          <w:rFonts w:ascii="Times New Roman" w:hAnsi="Times New Roman" w:cs="Times New Roman"/>
+          <w:color w:val="000000"/>
+          <w:kern w:val="0"/>
+          <w:sz w:val="32"/>
+          <w:szCs w:val="32"/>
+        </w:rPr>
+        <w:t xml:space="preserve"> </w:t>
+      </w:r>
+    </w:p>
+    <w:p>
+      <w:pPr>
+        <w:autoSpaceDE w:val="0"/>
+        <w:autoSpaceDN w:val="0"/>
+        <w:adjustRightInd w:val="0"/>
+        <w:spacing w:after="0" w:line="240" w:lineRule="auto"/>
+        <w:rPr>
+          <w:rFonts w:ascii="Helvetica" w:hAnsi="Helvetica" w:cs="Helvetica"/>
+          <w:color w:val="000000"/>
+          <w:kern w:val="0"/>
+          <w:sz w:val="32"/>
+          <w:szCs w:val="32"/>
+        </w:rPr>
+      </w:pPr>
+      <w:r>
+        <w:rPr>
+          <w:rFonts w:ascii="Times New Roman" w:hAnsi="Times New Roman" w:cs="Times New Roman"/>
+          <w:color w:val="000000"/>
+          <w:kern w:val="0"/>
+          <w:sz w:val="32"/>
+          <w:szCs w:val="32"/>
+        </w:rPr>
+        <w:t> </w:t>
+      </w:r>
+    </w:p>
+    <w:p>
+      <w:pPr>
+        <w:autoSpaceDE w:val="0"/>
+        <w:autoSpaceDN w:val="0"/>
+        <w:adjustRightInd w:val="0"/>
+        <w:spacing w:after="0" w:line="240" w:lineRule="auto"/>
+        <w:rPr>
+          <w:rFonts w:ascii="Helvetica" w:hAnsi="Helvetica" w:cs="Helvetica"/>
+          <w:color w:val="000000"/>
+          <w:kern w:val="0"/>
+          <w:sz w:val="32"/>
+          <w:szCs w:val="32"/>
+        </w:rPr>
+      </w:pPr>
+      <w:r>
+        <w:rPr>
+          <w:rFonts w:ascii="Times New Roman" w:hAnsi="Times New Roman" w:cs="Times New Roman"/>
+          <w:color w:val="000000"/>
+          <w:kern w:val="0"/>
+          <w:sz w:val="32"/>
+          <w:szCs w:val="32"/>
+        </w:rPr>
+        <w:t xml:space="preserve">Applications may call a published real-time Aperture Data Studio workflow through an approved API layer to validate, transform, enrich and/or reject a single submitted record before it </w:t>
+      </w:r>
+      <w:proofErr w:type="gramStart"/>
+      <w:r>
+        <w:rPr>
+          <w:rFonts w:ascii="Times New Roman" w:hAnsi="Times New Roman" w:cs="Times New Roman"/>
+          <w:color w:val="000000"/>
+          <w:kern w:val="0"/>
+          <w:sz w:val="32"/>
+          <w:szCs w:val="32"/>
+        </w:rPr>
+        <w:t>is persisted</w:t>
+      </w:r>
+      <w:proofErr w:type="gramEnd"/>
+      <w:r>
+        <w:rPr>
+          <w:rFonts w:ascii="Times New Roman" w:hAnsi="Times New Roman" w:cs="Times New Roman"/>
+          <w:color w:val="000000"/>
+          <w:kern w:val="0"/>
+          <w:sz w:val="32"/>
+          <w:szCs w:val="32"/>
+        </w:rPr>
+        <w:t xml:space="preserve"> to the source application.</w:t>
       </w:r>
     </w:p>
     <w:p>
@@ -821,57 +907,111 @@
           <w:sz w:val="32"/>
           <w:szCs w:val="32"/>
         </w:rPr>
-        <w:t>Data ingestion, warehousing and publication processes may invoke reusable Aperture rulesets and workflows as data quality gates before data is made available for downstream reporting, analytics, regulatory, operational or business consumption.</w:t>
-      </w:r>
-    </w:p>
-    <w:p>
-      <w:pPr>
-        <w:autoSpaceDE w:val="0"/>
-        <w:autoSpaceDN w:val="0"/>
-        <w:adjustRightInd w:val="0"/>
-        <w:spacing w:after="0" w:line="240" w:lineRule="auto"/>
-        <w:rPr>
-          <w:rFonts w:ascii="Helvetica" w:hAnsi="Helvetica" w:cs="Helvetica"/>
-          <w:color w:val="000000"/>
-          <w:kern w:val="0"/>
-          <w:sz w:val="32"/>
-          <w:szCs w:val="32"/>
-        </w:rPr>
-      </w:pPr>
-      <w:r>
-        <w:rPr>
-          <w:rFonts w:ascii="Times New Roman" w:hAnsi="Times New Roman" w:cs="Times New Roman"/>
-          <w:color w:val="000000"/>
-          <w:kern w:val="0"/>
-          <w:sz w:val="32"/>
-          <w:szCs w:val="32"/>
-        </w:rPr>
-        <w:t> </w:t>
-      </w:r>
-    </w:p>
-    <w:p>
-      <w:pPr>
-        <w:autoSpaceDE w:val="0"/>
-        <w:autoSpaceDN w:val="0"/>
-        <w:adjustRightInd w:val="0"/>
-        <w:spacing w:after="0" w:line="240" w:lineRule="auto"/>
-        <w:rPr>
-          <w:rFonts w:ascii="Helvetica" w:hAnsi="Helvetica" w:cs="Helvetica"/>
-          <w:color w:val="000000"/>
-          <w:kern w:val="0"/>
-          <w:sz w:val="32"/>
-          <w:szCs w:val="32"/>
-        </w:rPr>
-      </w:pPr>
-      <w:r>
-        <w:rPr>
-          <w:rFonts w:ascii="Times New Roman" w:hAnsi="Times New Roman" w:cs="Times New Roman"/>
-          <w:color w:val="000000"/>
-          <w:kern w:val="0"/>
-          <w:sz w:val="32"/>
-          <w:szCs w:val="32"/>
-        </w:rPr>
-        <w:t>This allows data to be cleansed, standardised, enriched, validated and assessed against agreed rules before it is published or consumed by downstream processes.</w:t>
+        <w:t xml:space="preserve">Data ingestion, warehousing and publication processes may </w:t>
+      </w:r>
+      <w:r>
+        <w:rPr>
+          <w:rFonts w:ascii="Times New Roman" w:hAnsi="Times New Roman" w:cs="Times New Roman"/>
+          <w:b/>
+          <w:bCs/>
+          <w:color w:val="000000"/>
+          <w:kern w:val="0"/>
+          <w:sz w:val="32"/>
+          <w:szCs w:val="32"/>
+        </w:rPr>
+        <w:t xml:space="preserve">invoke reusable Aperture </w:t>
+      </w:r>
+      <w:r>
+        <w:rPr>
+          <w:rFonts w:ascii="Times New Roman" w:hAnsi="Times New Roman" w:cs="Times New Roman"/>
+          <w:color w:val="000000"/>
+          <w:kern w:val="0"/>
+          <w:sz w:val="32"/>
+          <w:szCs w:val="32"/>
+        </w:rPr>
+        <w:t>rulesets and workflows</w:t>
+      </w:r>
+      <w:r>
+        <w:rPr>
+          <w:rFonts w:ascii="Times New Roman" w:hAnsi="Times New Roman" w:cs="Times New Roman"/>
+          <w:color w:val="000000"/>
+          <w:kern w:val="0"/>
+          <w:sz w:val="32"/>
+          <w:szCs w:val="32"/>
+        </w:rPr>
+        <w:t xml:space="preserve"> as data quality gates before data is made available for downstream reporting, analytics, regulatory, operational or business consumption.</w:t>
+      </w:r>
+    </w:p>
+    <w:p>
+      <w:pPr>
+        <w:autoSpaceDE w:val="0"/>
+        <w:autoSpaceDN w:val="0"/>
+        <w:adjustRightInd w:val="0"/>
+        <w:spacing w:after="0" w:line="240" w:lineRule="auto"/>
+        <w:rPr>
+          <w:rFonts w:ascii="Helvetica" w:hAnsi="Helvetica" w:cs="Helvetica"/>
+          <w:color w:val="000000"/>
+          <w:kern w:val="0"/>
+          <w:sz w:val="32"/>
+          <w:szCs w:val="32"/>
+        </w:rPr>
+      </w:pPr>
+      <w:r>
+        <w:rPr>
+          <w:rFonts w:ascii="Times New Roman" w:hAnsi="Times New Roman" w:cs="Times New Roman"/>
+          <w:color w:val="000000"/>
+          <w:kern w:val="0"/>
+          <w:sz w:val="32"/>
+          <w:szCs w:val="32"/>
+        </w:rPr>
+        <w:t> </w:t>
+      </w:r>
+    </w:p>
+    <w:p>
+      <w:pPr>
+        <w:autoSpaceDE w:val="0"/>
+        <w:autoSpaceDN w:val="0"/>
+        <w:adjustRightInd w:val="0"/>
+        <w:spacing w:after="0" w:line="240" w:lineRule="auto"/>
+        <w:rPr>
+          <w:rFonts w:ascii="Helvetica" w:hAnsi="Helvetica" w:cs="Helvetica"/>
+          <w:color w:val="000000"/>
+          <w:kern w:val="0"/>
+          <w:sz w:val="32"/>
+          <w:szCs w:val="32"/>
+        </w:rPr>
+      </w:pPr>
+      <w:r>
+        <w:rPr>
+          <w:rFonts w:ascii="Times New Roman" w:hAnsi="Times New Roman" w:cs="Times New Roman"/>
+          <w:color w:val="000000"/>
+          <w:kern w:val="0"/>
+          <w:sz w:val="32"/>
+          <w:szCs w:val="32"/>
+        </w:rPr>
+        <w:t xml:space="preserve">This allows data to be cleansed, </w:t>
+      </w:r>
+      <w:proofErr w:type="spellStart"/>
+      <w:r>
+        <w:rPr>
+          <w:rFonts w:ascii="Times New Roman" w:hAnsi="Times New Roman" w:cs="Times New Roman"/>
+          <w:color w:val="000000"/>
+          <w:kern w:val="0"/>
+          <w:sz w:val="32"/>
+          <w:szCs w:val="32"/>
+        </w:rPr>
+        <w:t>standardised</w:t>
+      </w:r>
+      <w:proofErr w:type="spellEnd"/>
+      <w:r>
+        <w:rPr>
+          <w:rFonts w:ascii="Times New Roman" w:hAnsi="Times New Roman" w:cs="Times New Roman"/>
+          <w:color w:val="000000"/>
+          <w:kern w:val="0"/>
+          <w:sz w:val="32"/>
+          <w:szCs w:val="32"/>
+        </w:rPr>
+        <w:t>, enriched, validated and assessed against agreed rules before it is published or consumed by downstream processes.</w:t>
       </w:r>
     </w:p>
     <w:p>
@@ -1046,7 +1186,29 @@
           <w:sz w:val="32"/>
           <w:szCs w:val="32"/>
         </w:rPr>
-        <w:t>This supports consistency, reuse and standardisation of data quality rules across business units and reduces duplication of rule logic across separate systems or local scripts.</w:t>
+        <w:t xml:space="preserve">This supports consistency, reuse and </w:t>
+      </w:r>
+      <w:proofErr w:type="spellStart"/>
+      <w:r>
+        <w:rPr>
+          <w:rFonts w:ascii="Times New Roman" w:hAnsi="Times New Roman" w:cs="Times New Roman"/>
+          <w:color w:val="000000"/>
+          <w:kern w:val="0"/>
+          <w:sz w:val="32"/>
+          <w:szCs w:val="32"/>
+        </w:rPr>
+        <w:t>standardisation</w:t>
+      </w:r>
+      <w:proofErr w:type="spellEnd"/>
+      <w:r>
+        <w:rPr>
+          <w:rFonts w:ascii="Times New Roman" w:hAnsi="Times New Roman" w:cs="Times New Roman"/>
+          <w:color w:val="000000"/>
+          <w:kern w:val="0"/>
+          <w:sz w:val="32"/>
+          <w:szCs w:val="32"/>
+        </w:rPr>
+        <w:t xml:space="preserve"> of data quality rules across business units and reduces duplication of rule logic across separate systems or local scripts.</w:t>
       </w:r>
     </w:p>
     <w:p>
@@ -1873,7 +2035,37 @@
           <w:sz w:val="32"/>
           <w:szCs w:val="32"/>
         </w:rPr>
-        <w:t>Aperture workflows may publish data quality health status, trust indicators, profile summaries and links to supporting Aperture outputs into Alation or other approved reporting channels.</w:t>
+        <w:t xml:space="preserve">Aperture workflows may publish data quality health status, trust indicators, profile summaries and links to supporting Aperture outputs into Alation or </w:t>
+      </w:r>
+      <w:commentRangeStart w:id="1"/>
+      <w:r>
+        <w:rPr>
+          <w:rFonts w:ascii="Times New Roman" w:hAnsi="Times New Roman" w:cs="Times New Roman"/>
+          <w:color w:val="000000"/>
+          <w:kern w:val="0"/>
+          <w:sz w:val="32"/>
+          <w:szCs w:val="32"/>
+          <w:highlight w:val="yellow"/>
+        </w:rPr>
+        <w:t>other approved reporting channels</w:t>
+      </w:r>
+      <w:commentRangeEnd w:id="1"/>
+      <w:r>
+        <w:rPr>
+          <w:rStyle w:val="CommentReference"/>
+        </w:rPr>
+        <w:commentReference w:id="1"/>
+      </w:r>
+      <w:r>
+        <w:rPr>
+          <w:rFonts w:ascii="Times New Roman" w:hAnsi="Times New Roman" w:cs="Times New Roman"/>
+          <w:color w:val="000000"/>
+          <w:kern w:val="0"/>
+          <w:sz w:val="32"/>
+          <w:szCs w:val="32"/>
+          <w:highlight w:val="yellow"/>
+        </w:rPr>
+        <w:t>.</w:t>
       </w:r>
     </w:p>
     <w:p>
@@ -2048,7 +2240,29 @@
           <w:sz w:val="32"/>
           <w:szCs w:val="32"/>
         </w:rPr>
-        <w:t>Aperture Data Studio may be used to identify, standardise, match and cluster duplicate customer, contact or other entity records to support single-customer-view or golden-record preparation activities.</w:t>
+        <w:t xml:space="preserve">Aperture Data Studio may be used to identify, </w:t>
+      </w:r>
+      <w:proofErr w:type="spellStart"/>
+      <w:r>
+        <w:rPr>
+          <w:rFonts w:ascii="Times New Roman" w:hAnsi="Times New Roman" w:cs="Times New Roman"/>
+          <w:color w:val="000000"/>
+          <w:kern w:val="0"/>
+          <w:sz w:val="32"/>
+          <w:szCs w:val="32"/>
+        </w:rPr>
+        <w:t>standardise</w:t>
+      </w:r>
+      <w:proofErr w:type="spellEnd"/>
+      <w:r>
+        <w:rPr>
+          <w:rFonts w:ascii="Times New Roman" w:hAnsi="Times New Roman" w:cs="Times New Roman"/>
+          <w:color w:val="000000"/>
+          <w:kern w:val="0"/>
+          <w:sz w:val="32"/>
+          <w:szCs w:val="32"/>
+        </w:rPr>
+        <w:t>, match and cluster duplicate customer, contact or other entity records to support single-customer-view or golden-record preparation activities.</w:t>
       </w:r>
     </w:p>
     <w:p>
@@ -2112,7 +2326,7 @@
 </file>
 
 <file path=word/comments.xml><?xml version="1.0" encoding="utf-8"?>
-<w:comments xmlns:wpc="http://schemas.microsoft.com/office/word/2010/wordprocessingCanvas" xmlns:cx="http://schemas.microsoft.com/office/drawing/2014/chartex" xmlns:cx1="http://schemas.microsoft.com/office/drawing/2015/9/8/chartex" xmlns:cx2="http://schemas.microsoft.com/office/drawing/2015/10/21/chartex" xmlns:cx3="http://schemas.microsoft.com/office/drawing/2016/5/9/chartex" xmlns:cx4="http://schemas.microsoft.com/office/drawing/2016/5/10/chartex" xmlns:cx5="http://schemas.microsoft.com/office/drawing/2016/5/11/chartex" xmlns:cx6="http://schemas.microsoft.com/office/drawing/2016/5/12/chartex" xmlns:cx7="http://schemas.microsoft.com/office/drawing/2016/5/13/chartex" xmlns:cx8="http://schemas.microsoft.com/office/drawing/2016/5/14/chartex" xmlns:mc="http://schemas.openxmlformats.org/markup-compatibility/2006" xmlns:aink="http://schemas.microsoft.com/office/drawing/2016/ink" xmlns:am3d="http://schemas.microsoft.com/office/drawing/2017/model3d" xmlns:o="urn:schemas-microsoft-com:office:office" xmlns:oel="http://schemas.microsoft.com/office/2019/extlst" xmlns:r="http://schemas.openxmlformats.org/officeDocument/2006/relationships" xmlns:m="http://schemas.openxmlformats.org/officeDocument/2006/math" xmlns:v="urn:schemas-microsoft-com:vml" xmlns:wp14="http://schemas.microsoft.com/office/word/2010/wordprocessingDrawing" xmlns:wp="http://schemas.openxmlformats.org/drawingml/2006/wordprocessingDrawing" xmlns:w10="urn:schemas-microsoft-com:office:word" xmlns:w="http://schemas.openxmlformats.org/wordprocessingml/2006/main" xmlns:w14="http://schemas.microsoft.com/office/word/2010/wordml" xmlns:w15="http://schemas.microsoft.com/office/word/2012/wordml" xmlns:w16cex="http://schemas.microsoft.com/office/word/2018/wordml/cex" xmlns:w16cid="http://schemas.microsoft.com/office/word/2016/wordml/cid" xmlns:w16="http://schemas.microsoft.com/office/word/2018/wordml" xmlns:w16du="http://schemas.microsoft.com/office/word/2023/wordml/word16du" xmlns:w16sdtdh="http://schemas.microsoft.com/office/word/2020/wordml/sdtdatahash" xmlns:w16sdtfl="http://schemas.microsoft.com/office/word/2024/wordml/sdtformatlock" xmlns:w16se="http://schemas.microsoft.com/office/word/2015/wordml/symex" xmlns:wpg="http://schemas.microsoft.com/office/word/2010/wordprocessingGroup" xmlns:wpi="http://schemas.microsoft.com/office/word/2010/wordprocessingInk" xmlns:wne="http://schemas.microsoft.com/office/word/2006/wordml" xmlns:wps="http://schemas.microsoft.com/office/word/2010/wordprocessingShape" mc:Ignorable="w14 w15 w16se w16cid w16 w16cex w16sdtdh w16sdtfl w16du wp14">
+<w:comments xmlns:wpc="http://schemas.microsoft.com/office/word/2010/wordprocessingCanvas" xmlns:cx="http://schemas.microsoft.com/office/drawing/2014/chartex" xmlns:cx1="http://schemas.microsoft.com/office/drawing/2015/9/8/chartex" xmlns:cx2="http://schemas.microsoft.com/office/drawing/2015/10/21/chartex" xmlns:cx3="http://schemas.microsoft.com/office/drawing/2016/5/9/chartex" xmlns:cx4="http://schemas.microsoft.com/office/drawing/2016/5/10/chartex" xmlns:cx5="http://schemas.microsoft.com/office/drawing/2016/5/11/chartex" xmlns:cx6="http://schemas.microsoft.com/office/drawing/2016/5/12/chartex" xmlns:cx7="http://schemas.microsoft.com/office/drawing/2016/5/13/chartex" xmlns:cx8="http://schemas.microsoft.com/office/drawing/2016/5/14/chartex" xmlns:mc="http://schemas.openxmlformats.org/markup-compatibility/2006" xmlns:m="http://schemas.openxmlformats.org/officeDocument/2006/math" xmlns:aink="http://schemas.microsoft.com/office/drawing/2016/ink" xmlns:am3d="http://schemas.microsoft.com/office/drawing/2017/model3d" xmlns:oel="http://schemas.microsoft.com/office/2019/extlst" xmlns:r="http://schemas.openxmlformats.org/officeDocument/2006/relationships" xmlns:wp14="http://schemas.microsoft.com/office/word/2010/wordprocessingDrawing" xmlns:wp="http://schemas.openxmlformats.org/drawingml/2006/wordprocessingDrawing" xmlns:wpg="http://schemas.microsoft.com/office/word/2010/wordprocessingGroup" xmlns:wpi="http://schemas.microsoft.com/office/word/2010/wordprocessingInk" xmlns:wps="http://schemas.microsoft.com/office/word/2010/wordprocessingShape" xmlns:o="urn:schemas-microsoft-com:office:office" xmlns:v="urn:schemas-microsoft-com:vml" xmlns:w10="urn:schemas-microsoft-com:office:word" xmlns:w="http://schemas.openxmlformats.org/wordprocessingml/2006/main" xmlns:w14="http://schemas.microsoft.com/office/word/2010/wordml" xmlns:w15="http://schemas.microsoft.com/office/word/2012/wordml" xmlns:w16cei="http://schemas.microsoft.com/office/word/2026/wordml/cei" xmlns:w16cex="http://schemas.microsoft.com/office/word/2018/wordml/cex" xmlns:w16cid="http://schemas.microsoft.com/office/word/2016/wordml/cid" xmlns:w16="http://schemas.microsoft.com/office/word/2018/wordml" xmlns:w16sdtdh="http://schemas.microsoft.com/office/word/2020/wordml/sdtdatahash" xmlns:w16sdtfl="http://schemas.microsoft.com/office/word/2024/wordml/sdtformatlock" xmlns:w16se="http://schemas.microsoft.com/office/word/2015/wordml/symex" xmlns:w16du="http://schemas.microsoft.com/office/word/2023/wordml/word16du" xmlns:wne="http://schemas.microsoft.com/office/word/2006/wordml" mc:Ignorable="w14 w15 w16se w16cid w16 w16cex w16sdtdh w16sdtfl w16du wp14">
   <w:comment w:id="0" w:author="Kerbachi, Mohamed - GTS Global ENG &amp; ARCH" w:date="2026-08-05T19:35:00Z" w:initials="MK">
     <w:p>
       <w:pPr>
@@ -2126,6 +2340,25 @@
       </w:r>
       <w:r>
         <w:t>Does ADS retain data? We said it does not</w:t>
+      </w:r>
+    </w:p>
+  </w:comment>
+  <w:comment w:id="1" w:author="Mohamed Kerbachi" w:date="2026-08-05T21:31:00Z" w:initials="MK">
+    <w:p>
+      <w:pPr>
+        <w:pStyle w:val="CommentText"/>
+      </w:pPr>
+      <w:r>
+        <w:rPr>
+          <w:rStyle w:val="CommentReference"/>
+        </w:rPr>
+        <w:annotationRef/>
+      </w:r>
+      <w:r>
+        <w:t xml:space="preserve">We need to name the approved reporting </w:t>
+      </w:r>
+      <w:r>
+        <w:t>Channels</w:t>
       </w:r>
     </w:p>
   </w:comment>
@@ -2133,33 +2366,39 @@
 </file>
 
 <file path=word/commentsExtended.xml><?xml version="1.0" encoding="utf-8"?>
-<w15:commentsEx xmlns:wpc="http://schemas.microsoft.com/office/word/2010/wordprocessingCanvas" xmlns:cx="http://schemas.microsoft.com/office/drawing/2014/chartex" xmlns:cx1="http://schemas.microsoft.com/office/drawing/2015/9/8/chartex" xmlns:cx2="http://schemas.microsoft.com/office/drawing/2015/10/21/chartex" xmlns:cx3="http://schemas.microsoft.com/office/drawing/2016/5/9/chartex" xmlns:cx4="http://schemas.microsoft.com/office/drawing/2016/5/10/chartex" xmlns:cx5="http://schemas.microsoft.com/office/drawing/2016/5/11/chartex" xmlns:cx6="http://schemas.microsoft.com/office/drawing/2016/5/12/chartex" xmlns:cx7="http://schemas.microsoft.com/office/drawing/2016/5/13/chartex" xmlns:cx8="http://schemas.microsoft.com/office/drawing/2016/5/14/chartex" xmlns:mc="http://schemas.openxmlformats.org/markup-compatibility/2006" xmlns:aink="http://schemas.microsoft.com/office/drawing/2016/ink" xmlns:am3d="http://schemas.microsoft.com/office/drawing/2017/model3d" xmlns:o="urn:schemas-microsoft-com:office:office" xmlns:oel="http://schemas.microsoft.com/office/2019/extlst" xmlns:r="http://schemas.openxmlformats.org/officeDocument/2006/relationships" xmlns:m="http://schemas.openxmlformats.org/officeDocument/2006/math" xmlns:v="urn:schemas-microsoft-com:vml" xmlns:wp14="http://schemas.microsoft.com/office/word/2010/wordprocessingDrawing" xmlns:wp="http://schemas.openxmlformats.org/drawingml/2006/wordprocessingDrawing" xmlns:w10="urn:schemas-microsoft-com:office:word" xmlns:w="http://schemas.openxmlformats.org/wordprocessingml/2006/main" xmlns:w14="http://schemas.microsoft.com/office/word/2010/wordml" xmlns:w15="http://schemas.microsoft.com/office/word/2012/wordml" xmlns:w16cex="http://schemas.microsoft.com/office/word/2018/wordml/cex" xmlns:w16cid="http://schemas.microsoft.com/office/word/2016/wordml/cid" xmlns:w16="http://schemas.microsoft.com/office/word/2018/wordml" xmlns:w16du="http://schemas.microsoft.com/office/word/2023/wordml/word16du" xmlns:w16sdtdh="http://schemas.microsoft.com/office/word/2020/wordml/sdtdatahash" xmlns:w16sdtfl="http://schemas.microsoft.com/office/word/2024/wordml/sdtformatlock" xmlns:w16se="http://schemas.microsoft.com/office/word/2015/wordml/symex" xmlns:wpg="http://schemas.microsoft.com/office/word/2010/wordprocessingGroup" xmlns:wpi="http://schemas.microsoft.com/office/word/2010/wordprocessingInk" xmlns:wne="http://schemas.microsoft.com/office/word/2006/wordml" xmlns:wps="http://schemas.microsoft.com/office/word/2010/wordprocessingShape" mc:Ignorable="w14 w15 w16se w16cid w16 w16cex w16sdtdh w16sdtfl w16du wp14">
+<w15:commentsEx xmlns:wpc="http://schemas.microsoft.com/office/word/2010/wordprocessingCanvas" xmlns:cx="http://schemas.microsoft.com/office/drawing/2014/chartex" xmlns:cx1="http://schemas.microsoft.com/office/drawing/2015/9/8/chartex" xmlns:cx2="http://schemas.microsoft.com/office/drawing/2015/10/21/chartex" xmlns:cx3="http://schemas.microsoft.com/office/drawing/2016/5/9/chartex" xmlns:cx4="http://schemas.microsoft.com/office/drawing/2016/5/10/chartex" xmlns:cx5="http://schemas.microsoft.com/office/drawing/2016/5/11/chartex" xmlns:cx6="http://schemas.microsoft.com/office/drawing/2016/5/12/chartex" xmlns:cx7="http://schemas.microsoft.com/office/drawing/2016/5/13/chartex" xmlns:cx8="http://schemas.microsoft.com/office/drawing/2016/5/14/chartex" xmlns:mc="http://schemas.openxmlformats.org/markup-compatibility/2006" xmlns:m="http://schemas.openxmlformats.org/officeDocument/2006/math" xmlns:aink="http://schemas.microsoft.com/office/drawing/2016/ink" xmlns:am3d="http://schemas.microsoft.com/office/drawing/2017/model3d" xmlns:oel="http://schemas.microsoft.com/office/2019/extlst" xmlns:r="http://schemas.openxmlformats.org/officeDocument/2006/relationships" xmlns:wp14="http://schemas.microsoft.com/office/word/2010/wordprocessingDrawing" xmlns:wp="http://schemas.openxmlformats.org/drawingml/2006/wordprocessingDrawing" xmlns:wpg="http://schemas.microsoft.com/office/word/2010/wordprocessingGroup" xmlns:wpi="http://schemas.microsoft.com/office/word/2010/wordprocessingInk" xmlns:wps="http://schemas.microsoft.com/office/word/2010/wordprocessingShape" xmlns:o="urn:schemas-microsoft-com:office:office" xmlns:v="urn:schemas-microsoft-com:vml" xmlns:w10="urn:schemas-microsoft-com:office:word" xmlns:w="http://schemas.openxmlformats.org/wordprocessingml/2006/main" xmlns:w14="http://schemas.microsoft.com/office/word/2010/wordml" xmlns:w15="http://schemas.microsoft.com/office/word/2012/wordml" xmlns:w16cei="http://schemas.microsoft.com/office/word/2026/wordml/cei" xmlns:w16cex="http://schemas.microsoft.com/office/word/2018/wordml/cex" xmlns:w16cid="http://schemas.microsoft.com/office/word/2016/wordml/cid" xmlns:w16="http://schemas.microsoft.com/office/word/2018/wordml" xmlns:w16sdtdh="http://schemas.microsoft.com/office/word/2020/wordml/sdtdatahash" xmlns:w16sdtfl="http://schemas.microsoft.com/office/word/2024/wordml/sdtformatlock" xmlns:w16se="http://schemas.microsoft.com/office/word/2015/wordml/symex" xmlns:w16du="http://schemas.microsoft.com/office/word/2023/wordml/word16du" xmlns:wne="http://schemas.microsoft.com/office/word/2006/wordml" mc:Ignorable="w14 w15 w16se w16cid w16 w16cex w16sdtdh w16sdtfl w16du wp14">
   <w15:commentEx w15:paraId="20471B08" w15:done="0"/>
+  <w15:commentEx w15:paraId="1952D773" w15:done="0"/>
 </w15:commentsEx>
 </file>
 
 <file path=word/commentsExtensible.xml><?xml version="1.0" encoding="utf-8"?>
-<w16cex:commentsExtensible xmlns:wpc="http://schemas.microsoft.com/office/word/2010/wordprocessingCanvas" xmlns:cx="http://schemas.microsoft.com/office/drawing/2014/chartex" xmlns:cx1="http://schemas.microsoft.com/office/drawing/2015/9/8/chartex" xmlns:cx2="http://schemas.microsoft.com/office/drawing/2015/10/21/chartex" xmlns:cx3="http://schemas.microsoft.com/office/drawing/2016/5/9/chartex" xmlns:cx4="http://schemas.microsoft.com/office/drawing/2016/5/10/chartex" xmlns:cx5="http://schemas.microsoft.com/office/drawing/2016/5/11/chartex" xmlns:cx6="http://schemas.microsoft.com/office/drawing/2016/5/12/chartex" xmlns:cx7="http://schemas.microsoft.com/office/drawing/2016/5/13/chartex" xmlns:cx8="http://schemas.microsoft.com/office/drawing/2016/5/14/chartex" xmlns:cr="http://schemas.microsoft.com/office/comments/2020/reactions" xmlns:mc="http://schemas.openxmlformats.org/markup-compatibility/2006" xmlns:aink="http://schemas.microsoft.com/office/drawing/2016/ink" xmlns:am3d="http://schemas.microsoft.com/office/drawing/2017/model3d" xmlns:o="urn:schemas-microsoft-com:office:office" xmlns:oel="http://schemas.microsoft.com/office/2019/extlst" xmlns:r="http://schemas.openxmlformats.org/officeDocument/2006/relationships" xmlns:m="http://schemas.openxmlformats.org/officeDocument/2006/math" xmlns:v="urn:schemas-microsoft-com:vml" xmlns:wp14="http://schemas.microsoft.com/office/word/2010/wordprocessingDrawing" xmlns:wp="http://schemas.openxmlformats.org/drawingml/2006/wordprocessingDrawing" xmlns:w10="urn:schemas-microsoft-com:office:word" xmlns:w="http://schemas.openxmlformats.org/wordprocessingml/2006/main" xmlns:w14="http://schemas.microsoft.com/office/word/2010/wordml" xmlns:w15="http://schemas.microsoft.com/office/word/2012/wordml" xmlns:w16cex="http://schemas.microsoft.com/office/word/2018/wordml/cex" xmlns:w16cid="http://schemas.microsoft.com/office/word/2016/wordml/cid" xmlns:w16="http://schemas.microsoft.com/office/word/2018/wordml" xmlns:w16du="http://schemas.microsoft.com/office/word/2023/wordml/word16du" xmlns:w16sdtdh="http://schemas.microsoft.com/office/word/2020/wordml/sdtdatahash" xmlns:w16sdtfl="http://schemas.microsoft.com/office/word/2024/wordml/sdtformatlock" xmlns:w16se="http://schemas.microsoft.com/office/word/2015/wordml/symex" xmlns:wpg="http://schemas.microsoft.com/office/word/2010/wordprocessingGroup" xmlns:wpi="http://schemas.microsoft.com/office/word/2010/wordprocessingInk" xmlns:wne="http://schemas.microsoft.com/office/word/2006/wordml" xmlns:wps="http://schemas.microsoft.com/office/word/2010/wordprocessingShape" mc:Ignorable="w14 w15 w16se w16cid w16 w16cex w16sdtdh w16sdtfl cr w16du wp14">
+<w16cex:commentsExtensible xmlns:wpc="http://schemas.microsoft.com/office/word/2010/wordprocessingCanvas" xmlns:cx="http://schemas.microsoft.com/office/drawing/2014/chartex" xmlns:cx1="http://schemas.microsoft.com/office/drawing/2015/9/8/chartex" xmlns:cx2="http://schemas.microsoft.com/office/drawing/2015/10/21/chartex" xmlns:cx3="http://schemas.microsoft.com/office/drawing/2016/5/9/chartex" xmlns:cx4="http://schemas.microsoft.com/office/drawing/2016/5/10/chartex" xmlns:cx5="http://schemas.microsoft.com/office/drawing/2016/5/11/chartex" xmlns:cx6="http://schemas.microsoft.com/office/drawing/2016/5/12/chartex" xmlns:cx7="http://schemas.microsoft.com/office/drawing/2016/5/13/chartex" xmlns:cx8="http://schemas.microsoft.com/office/drawing/2016/5/14/chartex" xmlns:cr="http://schemas.microsoft.com/office/comments/2020/reactions" xmlns:mc="http://schemas.openxmlformats.org/markup-compatibility/2006" xmlns:m="http://schemas.openxmlformats.org/officeDocument/2006/math" xmlns:aink="http://schemas.microsoft.com/office/drawing/2016/ink" xmlns:am3d="http://schemas.microsoft.com/office/drawing/2017/model3d" xmlns:oel="http://schemas.microsoft.com/office/2019/extlst" xmlns:r="http://schemas.openxmlformats.org/officeDocument/2006/relationships" xmlns:wp14="http://schemas.microsoft.com/office/word/2010/wordprocessingDrawing" xmlns:wp="http://schemas.openxmlformats.org/drawingml/2006/wordprocessingDrawing" xmlns:wpg="http://schemas.microsoft.com/office/word/2010/wordprocessingGroup" xmlns:wpi="http://schemas.microsoft.com/office/word/2010/wordprocessingInk" xmlns:wps="http://schemas.microsoft.com/office/word/2010/wordprocessingShape" xmlns:o="urn:schemas-microsoft-com:office:office" xmlns:v="urn:schemas-microsoft-com:vml" xmlns:w10="urn:schemas-microsoft-com:office:word" xmlns:w="http://schemas.openxmlformats.org/wordprocessingml/2006/main" xmlns:w14="http://schemas.microsoft.com/office/word/2010/wordml" xmlns:w15="http://schemas.microsoft.com/office/word/2012/wordml" xmlns:w16cei="http://schemas.microsoft.com/office/word/2026/wordml/cei" xmlns:w16cex="http://schemas.microsoft.com/office/word/2018/wordml/cex" xmlns:w16cid="http://schemas.microsoft.com/office/word/2016/wordml/cid" xmlns:w16="http://schemas.microsoft.com/office/word/2018/wordml" xmlns:w16sdtdh="http://schemas.microsoft.com/office/word/2020/wordml/sdtdatahash" xmlns:w16sdtfl="http://schemas.microsoft.com/office/word/2024/wordml/sdtformatlock" xmlns:w16se="http://schemas.microsoft.com/office/word/2015/wordml/symex" xmlns:w16du="http://schemas.microsoft.com/office/word/2023/wordml/word16du" xmlns:wne="http://schemas.microsoft.com/office/word/2006/wordml" mc:Ignorable="w14 w15 w16se w16cid w16 w16cex w16sdtdh w16sdtfl cr w16du wp14">
   <w16cex:commentExtensible w16cex:durableId="5A7DB32D" w16cex:dateUtc="2026-08-05T23:35:00Z"/>
+  <w16cex:commentExtensible w16cex:durableId="3FB77D0C" w16cex:dateUtc="2026-08-06T01:31:00Z"/>
 </w16cex:commentsExtensible>
 </file>
 
 <file path=word/commentsIds.xml><?xml version="1.0" encoding="utf-8"?>
-<w16cid:commentsIds xmlns:wpc="http://schemas.microsoft.com/office/word/2010/wordprocessingCanvas" xmlns:cx="http://schemas.microsoft.com/office/drawing/2014/chartex" xmlns:cx1="http://schemas.microsoft.com/office/drawing/2015/9/8/chartex" xmlns:cx2="http://schemas.microsoft.com/office/drawing/2015/10/21/chartex" xmlns:cx3="http://schemas.microsoft.com/office/drawing/2016/5/9/chartex" xmlns:cx4="http://schemas.microsoft.com/office/drawing/2016/5/10/chartex" xmlns:cx5="http://schemas.microsoft.com/office/drawing/2016/5/11/chartex" xmlns:cx6="http://schemas.microsoft.com/office/drawing/2016/5/12/chartex" xmlns:cx7="http://schemas.microsoft.com/office/drawing/2016/5/13/chartex" xmlns:cx8="http://schemas.microsoft.com/office/drawing/2016/5/14/chartex" xmlns:mc="http://schemas.openxmlformats.org/markup-compatibility/2006" xmlns:aink="http://schemas.microsoft.com/office/drawing/2016/ink" xmlns:am3d="http://schemas.microsoft.com/office/drawing/2017/model3d" xmlns:o="urn:schemas-microsoft-com:office:office" xmlns:oel="http://schemas.microsoft.com/office/2019/extlst" xmlns:r="http://schemas.openxmlformats.org/officeDocument/2006/relationships" xmlns:m="http://schemas.openxmlformats.org/officeDocument/2006/math" xmlns:v="urn:schemas-microsoft-com:vml" xmlns:wp14="http://schemas.microsoft.com/office/word/2010/wordprocessingDrawing" xmlns:wp="http://schemas.openxmlformats.org/drawingml/2006/wordprocessingDrawing" xmlns:w10="urn:schemas-microsoft-com:office:word" xmlns:w="http://schemas.openxmlformats.org/wordprocessingml/2006/main" xmlns:w14="http://schemas.microsoft.com/office/word/2010/wordml" xmlns:w15="http://schemas.microsoft.com/office/word/2012/wordml" xmlns:w16cex="http://schemas.microsoft.com/office/word/2018/wordml/cex" xmlns:w16cid="http://schemas.microsoft.com/office/word/2016/wordml/cid" xmlns:w16="http://schemas.microsoft.com/office/word/2018/wordml" xmlns:w16du="http://schemas.microsoft.com/office/word/2023/wordml/word16du" xmlns:w16sdtdh="http://schemas.microsoft.com/office/word/2020/wordml/sdtdatahash" xmlns:w16sdtfl="http://schemas.microsoft.com/office/word/2024/wordml/sdtformatlock" xmlns:w16se="http://schemas.microsoft.com/office/word/2015/wordml/symex" xmlns:wpg="http://schemas.microsoft.com/office/word/2010/wordprocessingGroup" xmlns:wpi="http://schemas.microsoft.com/office/word/2010/wordprocessingInk" xmlns:wne="http://schemas.microsoft.com/office/word/2006/wordml" xmlns:wps="http://schemas.microsoft.com/office/word/2010/wordprocessingShape" mc:Ignorable="w14 w15 w16se w16cid w16 w16cex w16sdtdh w16sdtfl w16du wp14">
+<w16cid:commentsIds xmlns:wpc="http://schemas.microsoft.com/office/word/2010/wordprocessingCanvas" xmlns:cx="http://schemas.microsoft.com/office/drawing/2014/chartex" xmlns:cx1="http://schemas.microsoft.com/office/drawing/2015/9/8/chartex" xmlns:cx2="http://schemas.microsoft.com/office/drawing/2015/10/21/chartex" xmlns:cx3="http://schemas.microsoft.com/office/drawing/2016/5/9/chartex" xmlns:cx4="http://schemas.microsoft.com/office/drawing/2016/5/10/chartex" xmlns:cx5="http://schemas.microsoft.com/office/drawing/2016/5/11/chartex" xmlns:cx6="http://schemas.microsoft.com/office/drawing/2016/5/12/chartex" xmlns:cx7="http://schemas.microsoft.com/office/drawing/2016/5/13/chartex" xmlns:cx8="http://schemas.microsoft.com/office/drawing/2016/5/14/chartex" xmlns:mc="http://schemas.openxmlformats.org/markup-compatibility/2006" xmlns:m="http://schemas.openxmlformats.org/officeDocument/2006/math" xmlns:aink="http://schemas.microsoft.com/office/drawing/2016/ink" xmlns:am3d="http://schemas.microsoft.com/office/drawing/2017/model3d" xmlns:oel="http://schemas.microsoft.com/office/2019/extlst" xmlns:r="http://schemas.openxmlformats.org/officeDocument/2006/relationships" xmlns:wp14="http://schemas.microsoft.com/office/word/2010/wordprocessingDrawing" xmlns:wp="http://schemas.openxmlformats.org/drawingml/2006/wordprocessingDrawing" xmlns:wpg="http://schemas.microsoft.com/office/word/2010/wordprocessingGroup" xmlns:wpi="http://schemas.microsoft.com/office/word/2010/wordprocessingInk" xmlns:wps="http://schemas.microsoft.com/office/word/2010/wordprocessingShape" xmlns:o="urn:schemas-microsoft-com:office:office" xmlns:v="urn:schemas-microsoft-com:vml" xmlns:w10="urn:schemas-microsoft-com:office:word" xmlns:w="http://schemas.openxmlformats.org/wordprocessingml/2006/main" xmlns:w14="http://schemas.microsoft.com/office/word/2010/wordml" xmlns:w15="http://schemas.microsoft.com/office/word/2012/wordml" xmlns:w16cei="http://schemas.microsoft.com/office/word/2026/wordml/cei" xmlns:w16cex="http://schemas.microsoft.com/office/word/2018/wordml/cex" xmlns:w16cid="http://schemas.microsoft.com/office/word/2016/wordml/cid" xmlns:w16="http://schemas.microsoft.com/office/word/2018/wordml" xmlns:w16sdtdh="http://schemas.microsoft.com/office/word/2020/wordml/sdtdatahash" xmlns:w16sdtfl="http://schemas.microsoft.com/office/word/2024/wordml/sdtformatlock" xmlns:w16se="http://schemas.microsoft.com/office/word/2015/wordml/symex" xmlns:w16du="http://schemas.microsoft.com/office/word/2023/wordml/word16du" xmlns:wne="http://schemas.microsoft.com/office/word/2006/wordml" mc:Ignorable="w14 w15 w16se w16cid w16 w16cex w16sdtdh w16sdtfl w16du wp14">
   <w16cid:commentId w16cid:paraId="20471B08" w16cid:durableId="5A7DB32D"/>
+  <w16cid:commentId w16cid:paraId="1952D773" w16cid:durableId="3FB77D0C"/>
 </w16cid:commentsIds>
 </file>
 
 <file path=word/people.xml><?xml version="1.0" encoding="utf-8"?>
-<w15:people xmlns:wpc="http://schemas.microsoft.com/office/word/2010/wordprocessingCanvas" xmlns:cx="http://schemas.microsoft.com/office/drawing/2014/chartex" xmlns:cx1="http://schemas.microsoft.com/office/drawing/2015/9/8/chartex" xmlns:cx2="http://schemas.microsoft.com/office/drawing/2015/10/21/chartex" xmlns:cx3="http://schemas.microsoft.com/office/drawing/2016/5/9/chartex" xmlns:cx4="http://schemas.microsoft.com/office/drawing/2016/5/10/chartex" xmlns:cx5="http://schemas.microsoft.com/office/drawing/2016/5/11/chartex" xmlns:cx6="http://schemas.microsoft.com/office/drawing/2016/5/12/chartex" xmlns:cx7="http://schemas.microsoft.com/office/drawing/2016/5/13/chartex" xmlns:cx8="http://schemas.microsoft.com/office/drawing/2016/5/14/chartex" xmlns:mc="http://schemas.openxmlformats.org/markup-compatibility/2006" xmlns:aink="http://schemas.microsoft.com/office/drawing/2016/ink" xmlns:am3d="http://schemas.microsoft.com/office/drawing/2017/model3d" xmlns:o="urn:schemas-microsoft-com:office:office" xmlns:oel="http://schemas.microsoft.com/office/2019/extlst" xmlns:r="http://schemas.openxmlformats.org/officeDocument/2006/relationships" xmlns:m="http://schemas.openxmlformats.org/officeDocument/2006/math" xmlns:v="urn:schemas-microsoft-com:vml" xmlns:wp14="http://schemas.microsoft.com/office/word/2010/wordprocessingDrawing" xmlns:wp="http://schemas.openxmlformats.org/drawingml/2006/wordprocessingDrawing" xmlns:w10="urn:schemas-microsoft-com:office:word" xmlns:w="http://schemas.openxmlformats.org/wordprocessingml/2006/main" xmlns:w14="http://schemas.microsoft.com/office/word/2010/wordml" xmlns:w15="http://schemas.microsoft.com/office/word/2012/wordml" xmlns:w16cex="http://schemas.microsoft.com/office/word/2018/wordml/cex" xmlns:w16cid="http://schemas.microsoft.com/office/word/2016/wordml/cid" xmlns:w16="http://schemas.microsoft.com/office/word/2018/wordml" xmlns:w16du="http://schemas.microsoft.com/office/word/2023/wordml/word16du" xmlns:w16sdtdh="http://schemas.microsoft.com/office/word/2020/wordml/sdtdatahash" xmlns:w16sdtfl="http://schemas.microsoft.com/office/word/2024/wordml/sdtformatlock" xmlns:w16se="http://schemas.microsoft.com/office/word/2015/wordml/symex" xmlns:wpg="http://schemas.microsoft.com/office/word/2010/wordprocessingGroup" xmlns:wpi="http://schemas.microsoft.com/office/word/2010/wordprocessingInk" xmlns:wne="http://schemas.microsoft.com/office/word/2006/wordml" xmlns:wps="http://schemas.microsoft.com/office/word/2010/wordprocessingShape" mc:Ignorable="w14 w15 w16se w16cid w16 w16cex w16sdtdh w16sdtfl w16du wp14">
+<w15:people xmlns:wpc="http://schemas.microsoft.com/office/word/2010/wordprocessingCanvas" xmlns:cx="http://schemas.microsoft.com/office/drawing/2014/chartex" xmlns:cx1="http://schemas.microsoft.com/office/drawing/2015/9/8/chartex" xmlns:cx2="http://schemas.microsoft.com/office/drawing/2015/10/21/chartex" xmlns:cx3="http://schemas.microsoft.com/office/drawing/2016/5/9/chartex" xmlns:cx4="http://schemas.microsoft.com/office/drawing/2016/5/10/chartex" xmlns:cx5="http://schemas.microsoft.com/office/drawing/2016/5/11/chartex" xmlns:cx6="http://schemas.microsoft.com/office/drawing/2016/5/12/chartex" xmlns:cx7="http://schemas.microsoft.com/office/drawing/2016/5/13/chartex" xmlns:cx8="http://schemas.microsoft.com/office/drawing/2016/5/14/chartex" xmlns:mc="http://schemas.openxmlformats.org/markup-compatibility/2006" xmlns:m="http://schemas.openxmlformats.org/officeDocument/2006/math" xmlns:aink="http://schemas.microsoft.com/office/drawing/2016/ink" xmlns:am3d="http://schemas.microsoft.com/office/drawing/2017/model3d" xmlns:oel="http://schemas.microsoft.com/office/2019/extlst" xmlns:r="http://schemas.openxmlformats.org/officeDocument/2006/relationships" xmlns:wp14="http://schemas.microsoft.com/office/word/2010/wordprocessingDrawing" xmlns:wp="http://schemas.openxmlformats.org/drawingml/2006/wordprocessingDrawing" xmlns:wpg="http://schemas.microsoft.com/office/word/2010/wordprocessingGroup" xmlns:wpi="http://schemas.microsoft.com/office/word/2010/wordprocessingInk" xmlns:wps="http://schemas.microsoft.com/office/word/2010/wordprocessingShape" xmlns:o="urn:schemas-microsoft-com:office:office" xmlns:v="urn:schemas-microsoft-com:vml" xmlns:w10="urn:schemas-microsoft-com:office:word" xmlns:w="http://schemas.openxmlformats.org/wordprocessingml/2006/main" xmlns:w14="http://schemas.microsoft.com/office/word/2010/wordml" xmlns:w15="http://schemas.microsoft.com/office/word/2012/wordml" xmlns:w16cei="http://schemas.microsoft.com/office/word/2026/wordml/cei" xmlns:w16cex="http://schemas.microsoft.com/office/word/2018/wordml/cex" xmlns:w16cid="http://schemas.microsoft.com/office/word/2016/wordml/cid" xmlns:w16="http://schemas.microsoft.com/office/word/2018/wordml" xmlns:w16sdtdh="http://schemas.microsoft.com/office/word/2020/wordml/sdtdatahash" xmlns:w16sdtfl="http://schemas.microsoft.com/office/word/2024/wordml/sdtformatlock" xmlns:w16se="http://schemas.microsoft.com/office/word/2015/wordml/symex" xmlns:w16du="http://schemas.microsoft.com/office/word/2023/wordml/word16du" xmlns:wne="http://schemas.microsoft.com/office/word/2006/wordml" mc:Ignorable="w14 w15 w16se w16cid w16 w16cex w16sdtdh w16sdtfl w16du wp14">
   <w15:person w15:author="Kerbachi, Mohamed - GTS Global ENG &amp; ARCH">
     <w15:presenceInfo w15:providerId="AD" w15:userId="S::Mohamed.Kerbachi@transamerica.com::7bfead4c-51c4-46e1-b396-f93a69a42d0c"/>
+  </w15:person>
+  <w15:person w15:author="Mohamed Kerbachi">
+    <w15:presenceInfo w15:providerId="Windows Live" w15:userId="fbaafd574cc259a9"/>
   </w15:person>
 </w15:people>
 </file>
 
 <file path=word/styles.xml><?xml version="1.0" encoding="utf-8"?>
-<w:styles xmlns:mc="http://schemas.openxmlformats.org/markup-compatibility/2006" xmlns:r="http://schemas.openxmlformats.org/officeDocument/2006/relationships" xmlns:w="http://schemas.openxmlformats.org/wordprocessingml/2006/main" xmlns:w14="http://schemas.microsoft.com/office/word/2010/wordml" xmlns:w15="http://schemas.microsoft.com/office/word/2012/wordml" xmlns:w16cex="http://schemas.microsoft.com/office/word/2018/wordml/cex" xmlns:w16cid="http://schemas.microsoft.com/office/word/2016/wordml/cid" xmlns:w16="http://schemas.microsoft.com/office/word/2018/wordml" xmlns:w16du="http://schemas.microsoft.com/office/word/2023/wordml/word16du" xmlns:w16sdtdh="http://schemas.microsoft.com/office/word/2020/wordml/sdtdatahash" xmlns:w16sdtfl="http://schemas.microsoft.com/office/word/2024/wordml/sdtformatlock" xmlns:w16se="http://schemas.microsoft.com/office/word/2015/wordml/symex" mc:Ignorable="w14 w15 w16se w16cid w16 w16cex w16sdtdh w16sdtfl w16du">
+<w:styles xmlns:mc="http://schemas.openxmlformats.org/markup-compatibility/2006" xmlns:r="http://schemas.openxmlformats.org/officeDocument/2006/relationships" xmlns:w="http://schemas.openxmlformats.org/wordprocessingml/2006/main" xmlns:w14="http://schemas.microsoft.com/office/word/2010/wordml" xmlns:w15="http://schemas.microsoft.com/office/word/2012/wordml" xmlns:w16cex="http://schemas.microsoft.com/office/word/2018/wordml/cex" xmlns:w16cid="http://schemas.microsoft.com/office/word/2016/wordml/cid" xmlns:w16="http://schemas.microsoft.com/office/word/2018/wordml" xmlns:w16sdtdh="http://schemas.microsoft.com/office/word/2020/wordml/sdtdatahash" xmlns:w16sdtfl="http://schemas.microsoft.com/office/word/2024/wordml/sdtformatlock" xmlns:w16se="http://schemas.microsoft.com/office/word/2015/wordml/symex" xmlns:w16du="http://schemas.microsoft.com/office/word/2023/wordml/word16du" mc:Ignorable="w14 w15 w16se w16cid w16 w16cex w16sdtdh w16sdtfl w16du">
   <w:docDefaults>
     <w:rPrDefault>
       <w:rPr>

--- a/RITM1449981-ACBSD-4801 - Aperture Data Studio Solution Design/Kenny-2026-08-05_Aperture Use Cases - Architecture Document.docx
+++ b/RITM1449981-ACBSD-4801 - Aperture Data Studio Solution Design/Kenny-2026-08-05_Aperture Use Cases - Architecture Document.docx
@@ -1,6 +1,6 @@
 
 <file path=word/document.xml><?xml version="1.0" encoding="utf-8"?>
-<w:document xmlns:wpc="http://schemas.microsoft.com/office/word/2010/wordprocessingCanvas" xmlns:cx="http://schemas.microsoft.com/office/drawing/2014/chartex" xmlns:cx1="http://schemas.microsoft.com/office/drawing/2015/9/8/chartex" xmlns:cx2="http://schemas.microsoft.com/office/drawing/2015/10/21/chartex" xmlns:cx3="http://schemas.microsoft.com/office/drawing/2016/5/9/chartex" xmlns:cx4="http://schemas.microsoft.com/office/drawing/2016/5/10/chartex" xmlns:cx5="http://schemas.microsoft.com/office/drawing/2016/5/11/chartex" xmlns:cx6="http://schemas.microsoft.com/office/drawing/2016/5/12/chartex" xmlns:cx7="http://schemas.microsoft.com/office/drawing/2016/5/13/chartex" xmlns:cx8="http://schemas.microsoft.com/office/drawing/2016/5/14/chartex" xmlns:mc="http://schemas.openxmlformats.org/markup-compatibility/2006" xmlns:m="http://schemas.openxmlformats.org/officeDocument/2006/math" xmlns:aink="http://schemas.microsoft.com/office/drawing/2016/ink" xmlns:am3d="http://schemas.microsoft.com/office/drawing/2017/model3d" xmlns:oel="http://schemas.microsoft.com/office/2019/extlst" xmlns:r="http://schemas.openxmlformats.org/officeDocument/2006/relationships" xmlns:wp14="http://schemas.microsoft.com/office/word/2010/wordprocessingDrawing" xmlns:wp="http://schemas.openxmlformats.org/drawingml/2006/wordprocessingDrawing" xmlns:wpg="http://schemas.microsoft.com/office/word/2010/wordprocessingGroup" xmlns:wpi="http://schemas.microsoft.com/office/word/2010/wordprocessingInk" xmlns:wps="http://schemas.microsoft.com/office/word/2010/wordprocessingShape" xmlns:o="urn:schemas-microsoft-com:office:office" xmlns:v="urn:schemas-microsoft-com:vml" xmlns:w10="urn:schemas-microsoft-com:office:word" xmlns:w="http://schemas.openxmlformats.org/wordprocessingml/2006/main" xmlns:w14="http://schemas.microsoft.com/office/word/2010/wordml" xmlns:w15="http://schemas.microsoft.com/office/word/2012/wordml" xmlns:w16cei="http://schemas.microsoft.com/office/word/2026/wordml/cei" xmlns:w16cex="http://schemas.microsoft.com/office/word/2018/wordml/cex" xmlns:w16cid="http://schemas.microsoft.com/office/word/2016/wordml/cid" xmlns:w16="http://schemas.microsoft.com/office/word/2018/wordml" xmlns:w16sdtdh="http://schemas.microsoft.com/office/word/2020/wordml/sdtdatahash" xmlns:w16sdtfl="http://schemas.microsoft.com/office/word/2024/wordml/sdtformatlock" xmlns:w16se="http://schemas.microsoft.com/office/word/2015/wordml/symex" xmlns:w16du="http://schemas.microsoft.com/office/word/2023/wordml/word16du" xmlns:wne="http://schemas.microsoft.com/office/word/2006/wordml" mc:Ignorable="w14 w15 w16se w16cid w16 w16cex w16sdtdh w16sdtfl w16du wp14">
+<w:document xmlns:wpc="http://schemas.microsoft.com/office/word/2010/wordprocessingCanvas" xmlns:cx="http://schemas.microsoft.com/office/drawing/2014/chartex" xmlns:cx1="http://schemas.microsoft.com/office/drawing/2015/9/8/chartex" xmlns:cx2="http://schemas.microsoft.com/office/drawing/2015/10/21/chartex" xmlns:cx3="http://schemas.microsoft.com/office/drawing/2016/5/9/chartex" xmlns:cx4="http://schemas.microsoft.com/office/drawing/2016/5/10/chartex" xmlns:cx5="http://schemas.microsoft.com/office/drawing/2016/5/11/chartex" xmlns:cx6="http://schemas.microsoft.com/office/drawing/2016/5/12/chartex" xmlns:cx7="http://schemas.microsoft.com/office/drawing/2016/5/13/chartex" xmlns:cx8="http://schemas.microsoft.com/office/drawing/2016/5/14/chartex" xmlns:mc="http://schemas.openxmlformats.org/markup-compatibility/2006" xmlns:aink="http://schemas.microsoft.com/office/drawing/2016/ink" xmlns:am3d="http://schemas.microsoft.com/office/drawing/2017/model3d" xmlns:o="urn:schemas-microsoft-com:office:office" xmlns:oel="http://schemas.microsoft.com/office/2019/extlst" xmlns:r="http://schemas.openxmlformats.org/officeDocument/2006/relationships" xmlns:m="http://schemas.openxmlformats.org/officeDocument/2006/math" xmlns:v="urn:schemas-microsoft-com:vml" xmlns:wp14="http://schemas.microsoft.com/office/word/2010/wordprocessingDrawing" xmlns:wp="http://schemas.openxmlformats.org/drawingml/2006/wordprocessingDrawing" xmlns:w10="urn:schemas-microsoft-com:office:word" xmlns:w="http://schemas.openxmlformats.org/wordprocessingml/2006/main" xmlns:w14="http://schemas.microsoft.com/office/word/2010/wordml" xmlns:w15="http://schemas.microsoft.com/office/word/2012/wordml" xmlns:w16cex="http://schemas.microsoft.com/office/word/2018/wordml/cex" xmlns:w16cid="http://schemas.microsoft.com/office/word/2016/wordml/cid" xmlns:w16="http://schemas.microsoft.com/office/word/2018/wordml" xmlns:w16du="http://schemas.microsoft.com/office/word/2023/wordml/word16du" xmlns:w16sdtdh="http://schemas.microsoft.com/office/word/2020/wordml/sdtdatahash" xmlns:w16sdtfl="http://schemas.microsoft.com/office/word/2024/wordml/sdtformatlock" xmlns:w16se="http://schemas.microsoft.com/office/word/2015/wordml/symex" xmlns:wpg="http://schemas.microsoft.com/office/word/2010/wordprocessingGroup" xmlns:wpi="http://schemas.microsoft.com/office/word/2010/wordprocessingInk" xmlns:wne="http://schemas.microsoft.com/office/word/2006/wordml" xmlns:wps="http://schemas.microsoft.com/office/word/2010/wordprocessingShape" mc:Ignorable="w14 w15 w16se w16cid w16 w16cex w16sdtdh w16sdtfl w16du wp14">
   <w:body>
     <w:p>
       <w:pPr>
@@ -710,29 +710,7 @@
           <w:sz w:val="32"/>
           <w:szCs w:val="32"/>
         </w:rPr>
-        <w:t xml:space="preserve">Applications may call a published real-time Aperture Data Studio workflow through an approved API layer to validate, transform, enrich and/or reject a single submitted record before it </w:t>
-      </w:r>
-      <w:proofErr w:type="gramStart"/>
-      <w:r>
-        <w:rPr>
-          <w:rFonts w:ascii="Times New Roman" w:hAnsi="Times New Roman" w:cs="Times New Roman"/>
-          <w:color w:val="000000"/>
-          <w:kern w:val="0"/>
-          <w:sz w:val="32"/>
-          <w:szCs w:val="32"/>
-        </w:rPr>
-        <w:t>is persisted</w:t>
-      </w:r>
-      <w:proofErr w:type="gramEnd"/>
-      <w:r>
-        <w:rPr>
-          <w:rFonts w:ascii="Times New Roman" w:hAnsi="Times New Roman" w:cs="Times New Roman"/>
-          <w:color w:val="000000"/>
-          <w:kern w:val="0"/>
-          <w:sz w:val="32"/>
-          <w:szCs w:val="32"/>
-        </w:rPr>
-        <w:t xml:space="preserve"> to the source application.</w:t>
+        <w:t>Applications may call a published real-time Aperture Data Studio workflow through an approved API layer to validate, transform, enrich and/or reject a single submitted record before it is persisted to the source application.</w:t>
       </w:r>
     </w:p>
     <w:p>
@@ -989,29 +967,7 @@
           <w:sz w:val="32"/>
           <w:szCs w:val="32"/>
         </w:rPr>
-        <w:t xml:space="preserve">This allows data to be cleansed, </w:t>
-      </w:r>
-      <w:proofErr w:type="spellStart"/>
-      <w:r>
-        <w:rPr>
-          <w:rFonts w:ascii="Times New Roman" w:hAnsi="Times New Roman" w:cs="Times New Roman"/>
-          <w:color w:val="000000"/>
-          <w:kern w:val="0"/>
-          <w:sz w:val="32"/>
-          <w:szCs w:val="32"/>
-        </w:rPr>
-        <w:t>standardised</w:t>
-      </w:r>
-      <w:proofErr w:type="spellEnd"/>
-      <w:r>
-        <w:rPr>
-          <w:rFonts w:ascii="Times New Roman" w:hAnsi="Times New Roman" w:cs="Times New Roman"/>
-          <w:color w:val="000000"/>
-          <w:kern w:val="0"/>
-          <w:sz w:val="32"/>
-          <w:szCs w:val="32"/>
-        </w:rPr>
-        <w:t>, enriched, validated and assessed against agreed rules before it is published or consumed by downstream processes.</w:t>
+        <w:t>This allows data to be cleansed, standardised, enriched, validated and assessed against agreed rules before it is published or consumed by downstream processes.</w:t>
       </w:r>
     </w:p>
     <w:p>
@@ -1186,29 +1142,7 @@
           <w:sz w:val="32"/>
           <w:szCs w:val="32"/>
         </w:rPr>
-        <w:t xml:space="preserve">This supports consistency, reuse and </w:t>
-      </w:r>
-      <w:proofErr w:type="spellStart"/>
-      <w:r>
-        <w:rPr>
-          <w:rFonts w:ascii="Times New Roman" w:hAnsi="Times New Roman" w:cs="Times New Roman"/>
-          <w:color w:val="000000"/>
-          <w:kern w:val="0"/>
-          <w:sz w:val="32"/>
-          <w:szCs w:val="32"/>
-        </w:rPr>
-        <w:t>standardisation</w:t>
-      </w:r>
-      <w:proofErr w:type="spellEnd"/>
-      <w:r>
-        <w:rPr>
-          <w:rFonts w:ascii="Times New Roman" w:hAnsi="Times New Roman" w:cs="Times New Roman"/>
-          <w:color w:val="000000"/>
-          <w:kern w:val="0"/>
-          <w:sz w:val="32"/>
-          <w:szCs w:val="32"/>
-        </w:rPr>
-        <w:t xml:space="preserve"> of data quality rules across business units and reduces duplication of rule logic across separate systems or local scripts.</w:t>
+        <w:t>This supports consistency, reuse and standardisation of data quality rules across business units and reduces duplication of rule logic across separate systems or local scripts.</w:t>
       </w:r>
     </w:p>
     <w:p>
@@ -2035,7 +1969,28 @@
           <w:sz w:val="32"/>
           <w:szCs w:val="32"/>
         </w:rPr>
-        <w:t xml:space="preserve">Aperture workflows may publish data quality health status, trust indicators, profile summaries and links to supporting Aperture outputs into Alation or </w:t>
+        <w:t xml:space="preserve">Aperture workflows may </w:t>
+      </w:r>
+      <w:r>
+        <w:rPr>
+          <w:rFonts w:ascii="Times New Roman" w:hAnsi="Times New Roman" w:cs="Times New Roman"/>
+          <w:color w:val="000000"/>
+          <w:kern w:val="0"/>
+          <w:sz w:val="32"/>
+          <w:szCs w:val="32"/>
+          <w:highlight w:val="yellow"/>
+        </w:rPr>
+        <w:t>publish data quality health</w:t>
+      </w:r>
+      <w:r>
+        <w:rPr>
+          <w:rFonts w:ascii="Times New Roman" w:hAnsi="Times New Roman" w:cs="Times New Roman"/>
+          <w:color w:val="000000"/>
+          <w:kern w:val="0"/>
+          <w:sz w:val="32"/>
+          <w:szCs w:val="32"/>
+        </w:rPr>
+        <w:t xml:space="preserve"> status, trust indicators, profile summaries and links to supporting Aperture outputs into Alation or </w:t>
       </w:r>
       <w:commentRangeStart w:id="1"/>
       <w:r>
@@ -2053,6 +2008,12 @@
       <w:r>
         <w:rPr>
           <w:rStyle w:val="CommentReference"/>
+          <w:rFonts w:ascii="Times New Roman" w:hAnsi="Times New Roman" w:cs="Times New Roman"/>
+          <w:color w:val="000000"/>
+          <w:kern w:val="0"/>
+          <w:sz w:val="32"/>
+          <w:szCs w:val="32"/>
+          <w:highlight w:val="yellow"/>
         </w:rPr>
         <w:commentReference w:id="1"/>
       </w:r>
@@ -2240,29 +2201,7 @@
           <w:sz w:val="32"/>
           <w:szCs w:val="32"/>
         </w:rPr>
-        <w:t xml:space="preserve">Aperture Data Studio may be used to identify, </w:t>
-      </w:r>
-      <w:proofErr w:type="spellStart"/>
-      <w:r>
-        <w:rPr>
-          <w:rFonts w:ascii="Times New Roman" w:hAnsi="Times New Roman" w:cs="Times New Roman"/>
-          <w:color w:val="000000"/>
-          <w:kern w:val="0"/>
-          <w:sz w:val="32"/>
-          <w:szCs w:val="32"/>
-        </w:rPr>
-        <w:t>standardise</w:t>
-      </w:r>
-      <w:proofErr w:type="spellEnd"/>
-      <w:r>
-        <w:rPr>
-          <w:rFonts w:ascii="Times New Roman" w:hAnsi="Times New Roman" w:cs="Times New Roman"/>
-          <w:color w:val="000000"/>
-          <w:kern w:val="0"/>
-          <w:sz w:val="32"/>
-          <w:szCs w:val="32"/>
-        </w:rPr>
-        <w:t>, match and cluster duplicate customer, contact or other entity records to support single-customer-view or golden-record preparation activities.</w:t>
+        <w:t>Aperture Data Studio may be used to identify, standardise, match and cluster duplicate customer, contact or other entity records to support single-customer-view or golden-record preparation activities.</w:t>
       </w:r>
     </w:p>
     <w:p>
@@ -2326,7 +2265,7 @@
 </file>
 
 <file path=word/comments.xml><?xml version="1.0" encoding="utf-8"?>
-<w:comments xmlns:wpc="http://schemas.microsoft.com/office/word/2010/wordprocessingCanvas" xmlns:cx="http://schemas.microsoft.com/office/drawing/2014/chartex" xmlns:cx1="http://schemas.microsoft.com/office/drawing/2015/9/8/chartex" xmlns:cx2="http://schemas.microsoft.com/office/drawing/2015/10/21/chartex" xmlns:cx3="http://schemas.microsoft.com/office/drawing/2016/5/9/chartex" xmlns:cx4="http://schemas.microsoft.com/office/drawing/2016/5/10/chartex" xmlns:cx5="http://schemas.microsoft.com/office/drawing/2016/5/11/chartex" xmlns:cx6="http://schemas.microsoft.com/office/drawing/2016/5/12/chartex" xmlns:cx7="http://schemas.microsoft.com/office/drawing/2016/5/13/chartex" xmlns:cx8="http://schemas.microsoft.com/office/drawing/2016/5/14/chartex" xmlns:mc="http://schemas.openxmlformats.org/markup-compatibility/2006" xmlns:m="http://schemas.openxmlformats.org/officeDocument/2006/math" xmlns:aink="http://schemas.microsoft.com/office/drawing/2016/ink" xmlns:am3d="http://schemas.microsoft.com/office/drawing/2017/model3d" xmlns:oel="http://schemas.microsoft.com/office/2019/extlst" xmlns:r="http://schemas.openxmlformats.org/officeDocument/2006/relationships" xmlns:wp14="http://schemas.microsoft.com/office/word/2010/wordprocessingDrawing" xmlns:wp="http://schemas.openxmlformats.org/drawingml/2006/wordprocessingDrawing" xmlns:wpg="http://schemas.microsoft.com/office/word/2010/wordprocessingGroup" xmlns:wpi="http://schemas.microsoft.com/office/word/2010/wordprocessingInk" xmlns:wps="http://schemas.microsoft.com/office/word/2010/wordprocessingShape" xmlns:o="urn:schemas-microsoft-com:office:office" xmlns:v="urn:schemas-microsoft-com:vml" xmlns:w10="urn:schemas-microsoft-com:office:word" xmlns:w="http://schemas.openxmlformats.org/wordprocessingml/2006/main" xmlns:w14="http://schemas.microsoft.com/office/word/2010/wordml" xmlns:w15="http://schemas.microsoft.com/office/word/2012/wordml" xmlns:w16cei="http://schemas.microsoft.com/office/word/2026/wordml/cei" xmlns:w16cex="http://schemas.microsoft.com/office/word/2018/wordml/cex" xmlns:w16cid="http://schemas.microsoft.com/office/word/2016/wordml/cid" xmlns:w16="http://schemas.microsoft.com/office/word/2018/wordml" xmlns:w16sdtdh="http://schemas.microsoft.com/office/word/2020/wordml/sdtdatahash" xmlns:w16sdtfl="http://schemas.microsoft.com/office/word/2024/wordml/sdtformatlock" xmlns:w16se="http://schemas.microsoft.com/office/word/2015/wordml/symex" xmlns:w16du="http://schemas.microsoft.com/office/word/2023/wordml/word16du" xmlns:wne="http://schemas.microsoft.com/office/word/2006/wordml" mc:Ignorable="w14 w15 w16se w16cid w16 w16cex w16sdtdh w16sdtfl w16du wp14">
+<w:comments xmlns:wpc="http://schemas.microsoft.com/office/word/2010/wordprocessingCanvas" xmlns:cx="http://schemas.microsoft.com/office/drawing/2014/chartex" xmlns:cx1="http://schemas.microsoft.com/office/drawing/2015/9/8/chartex" xmlns:cx2="http://schemas.microsoft.com/office/drawing/2015/10/21/chartex" xmlns:cx3="http://schemas.microsoft.com/office/drawing/2016/5/9/chartex" xmlns:cx4="http://schemas.microsoft.com/office/drawing/2016/5/10/chartex" xmlns:cx5="http://schemas.microsoft.com/office/drawing/2016/5/11/chartex" xmlns:cx6="http://schemas.microsoft.com/office/drawing/2016/5/12/chartex" xmlns:cx7="http://schemas.microsoft.com/office/drawing/2016/5/13/chartex" xmlns:cx8="http://schemas.microsoft.com/office/drawing/2016/5/14/chartex" xmlns:mc="http://schemas.openxmlformats.org/markup-compatibility/2006" xmlns:aink="http://schemas.microsoft.com/office/drawing/2016/ink" xmlns:am3d="http://schemas.microsoft.com/office/drawing/2017/model3d" xmlns:o="urn:schemas-microsoft-com:office:office" xmlns:oel="http://schemas.microsoft.com/office/2019/extlst" xmlns:r="http://schemas.openxmlformats.org/officeDocument/2006/relationships" xmlns:m="http://schemas.openxmlformats.org/officeDocument/2006/math" xmlns:v="urn:schemas-microsoft-com:vml" xmlns:wp14="http://schemas.microsoft.com/office/word/2010/wordprocessingDrawing" xmlns:wp="http://schemas.openxmlformats.org/drawingml/2006/wordprocessingDrawing" xmlns:w10="urn:schemas-microsoft-com:office:word" xmlns:w="http://schemas.openxmlformats.org/wordprocessingml/2006/main" xmlns:w14="http://schemas.microsoft.com/office/word/2010/wordml" xmlns:w15="http://schemas.microsoft.com/office/word/2012/wordml" xmlns:w16cex="http://schemas.microsoft.com/office/word/2018/wordml/cex" xmlns:w16cid="http://schemas.microsoft.com/office/word/2016/wordml/cid" xmlns:w16="http://schemas.microsoft.com/office/word/2018/wordml" xmlns:w16du="http://schemas.microsoft.com/office/word/2023/wordml/word16du" xmlns:w16sdtdh="http://schemas.microsoft.com/office/word/2020/wordml/sdtdatahash" xmlns:w16sdtfl="http://schemas.microsoft.com/office/word/2024/wordml/sdtformatlock" xmlns:w16se="http://schemas.microsoft.com/office/word/2015/wordml/symex" xmlns:wpg="http://schemas.microsoft.com/office/word/2010/wordprocessingGroup" xmlns:wpi="http://schemas.microsoft.com/office/word/2010/wordprocessingInk" xmlns:wne="http://schemas.microsoft.com/office/word/2006/wordml" xmlns:wps="http://schemas.microsoft.com/office/word/2010/wordprocessingShape" mc:Ignorable="w14 w15 w16se w16cid w16 w16cex w16sdtdh w16sdtfl w16du wp14">
   <w:comment w:id="0" w:author="Kerbachi, Mohamed - GTS Global ENG &amp; ARCH" w:date="2026-08-05T19:35:00Z" w:initials="MK">
     <w:p>
       <w:pPr>
@@ -2355,10 +2294,7 @@
         <w:annotationRef/>
       </w:r>
       <w:r>
-        <w:t xml:space="preserve">We need to name the approved reporting </w:t>
-      </w:r>
-      <w:r>
-        <w:t>Channels</w:t>
+        <w:t>We need to name the approved reporting Channels</w:t>
       </w:r>
     </w:p>
   </w:comment>
@@ -2366,28 +2302,28 @@
 </file>
 
 <file path=word/commentsExtended.xml><?xml version="1.0" encoding="utf-8"?>
-<w15:commentsEx xmlns:wpc="http://schemas.microsoft.com/office/word/2010/wordprocessingCanvas" xmlns:cx="http://schemas.microsoft.com/office/drawing/2014/chartex" xmlns:cx1="http://schemas.microsoft.com/office/drawing/2015/9/8/chartex" xmlns:cx2="http://schemas.microsoft.com/office/drawing/2015/10/21/chartex" xmlns:cx3="http://schemas.microsoft.com/office/drawing/2016/5/9/chartex" xmlns:cx4="http://schemas.microsoft.com/office/drawing/2016/5/10/chartex" xmlns:cx5="http://schemas.microsoft.com/office/drawing/2016/5/11/chartex" xmlns:cx6="http://schemas.microsoft.com/office/drawing/2016/5/12/chartex" xmlns:cx7="http://schemas.microsoft.com/office/drawing/2016/5/13/chartex" xmlns:cx8="http://schemas.microsoft.com/office/drawing/2016/5/14/chartex" xmlns:mc="http://schemas.openxmlformats.org/markup-compatibility/2006" xmlns:m="http://schemas.openxmlformats.org/officeDocument/2006/math" xmlns:aink="http://schemas.microsoft.com/office/drawing/2016/ink" xmlns:am3d="http://schemas.microsoft.com/office/drawing/2017/model3d" xmlns:oel="http://schemas.microsoft.com/office/2019/extlst" xmlns:r="http://schemas.openxmlformats.org/officeDocument/2006/relationships" xmlns:wp14="http://schemas.microsoft.com/office/word/2010/wordprocessingDrawing" xmlns:wp="http://schemas.openxmlformats.org/drawingml/2006/wordprocessingDrawing" xmlns:wpg="http://schemas.microsoft.com/office/word/2010/wordprocessingGroup" xmlns:wpi="http://schemas.microsoft.com/office/word/2010/wordprocessingInk" xmlns:wps="http://schemas.microsoft.com/office/word/2010/wordprocessingShape" xmlns:o="urn:schemas-microsoft-com:office:office" xmlns:v="urn:schemas-microsoft-com:vml" xmlns:w10="urn:schemas-microsoft-com:office:word" xmlns:w="http://schemas.openxmlformats.org/wordprocessingml/2006/main" xmlns:w14="http://schemas.microsoft.com/office/word/2010/wordml" xmlns:w15="http://schemas.microsoft.com/office/word/2012/wordml" xmlns:w16cei="http://schemas.microsoft.com/office/word/2026/wordml/cei" xmlns:w16cex="http://schemas.microsoft.com/office/word/2018/wordml/cex" xmlns:w16cid="http://schemas.microsoft.com/office/word/2016/wordml/cid" xmlns:w16="http://schemas.microsoft.com/office/word/2018/wordml" xmlns:w16sdtdh="http://schemas.microsoft.com/office/word/2020/wordml/sdtdatahash" xmlns:w16sdtfl="http://schemas.microsoft.com/office/word/2024/wordml/sdtformatlock" xmlns:w16se="http://schemas.microsoft.com/office/word/2015/wordml/symex" xmlns:w16du="http://schemas.microsoft.com/office/word/2023/wordml/word16du" xmlns:wne="http://schemas.microsoft.com/office/word/2006/wordml" mc:Ignorable="w14 w15 w16se w16cid w16 w16cex w16sdtdh w16sdtfl w16du wp14">
+<w15:commentsEx xmlns:wpc="http://schemas.microsoft.com/office/word/2010/wordprocessingCanvas" xmlns:cx="http://schemas.microsoft.com/office/drawing/2014/chartex" xmlns:cx1="http://schemas.microsoft.com/office/drawing/2015/9/8/chartex" xmlns:cx2="http://schemas.microsoft.com/office/drawing/2015/10/21/chartex" xmlns:cx3="http://schemas.microsoft.com/office/drawing/2016/5/9/chartex" xmlns:cx4="http://schemas.microsoft.com/office/drawing/2016/5/10/chartex" xmlns:cx5="http://schemas.microsoft.com/office/drawing/2016/5/11/chartex" xmlns:cx6="http://schemas.microsoft.com/office/drawing/2016/5/12/chartex" xmlns:cx7="http://schemas.microsoft.com/office/drawing/2016/5/13/chartex" xmlns:cx8="http://schemas.microsoft.com/office/drawing/2016/5/14/chartex" xmlns:mc="http://schemas.openxmlformats.org/markup-compatibility/2006" xmlns:aink="http://schemas.microsoft.com/office/drawing/2016/ink" xmlns:am3d="http://schemas.microsoft.com/office/drawing/2017/model3d" xmlns:o="urn:schemas-microsoft-com:office:office" xmlns:oel="http://schemas.microsoft.com/office/2019/extlst" xmlns:r="http://schemas.openxmlformats.org/officeDocument/2006/relationships" xmlns:m="http://schemas.openxmlformats.org/officeDocument/2006/math" xmlns:v="urn:schemas-microsoft-com:vml" xmlns:wp14="http://schemas.microsoft.com/office/word/2010/wordprocessingDrawing" xmlns:wp="http://schemas.openxmlformats.org/drawingml/2006/wordprocessingDrawing" xmlns:w10="urn:schemas-microsoft-com:office:word" xmlns:w="http://schemas.openxmlformats.org/wordprocessingml/2006/main" xmlns:w14="http://schemas.microsoft.com/office/word/2010/wordml" xmlns:w15="http://schemas.microsoft.com/office/word/2012/wordml" xmlns:w16cex="http://schemas.microsoft.com/office/word/2018/wordml/cex" xmlns:w16cid="http://schemas.microsoft.com/office/word/2016/wordml/cid" xmlns:w16="http://schemas.microsoft.com/office/word/2018/wordml" xmlns:w16du="http://schemas.microsoft.com/office/word/2023/wordml/word16du" xmlns:w16sdtdh="http://schemas.microsoft.com/office/word/2020/wordml/sdtdatahash" xmlns:w16sdtfl="http://schemas.microsoft.com/office/word/2024/wordml/sdtformatlock" xmlns:w16se="http://schemas.microsoft.com/office/word/2015/wordml/symex" xmlns:wpg="http://schemas.microsoft.com/office/word/2010/wordprocessingGroup" xmlns:wpi="http://schemas.microsoft.com/office/word/2010/wordprocessingInk" xmlns:wne="http://schemas.microsoft.com/office/word/2006/wordml" xmlns:wps="http://schemas.microsoft.com/office/word/2010/wordprocessingShape" mc:Ignorable="w14 w15 w16se w16cid w16 w16cex w16sdtdh w16sdtfl w16du wp14">
   <w15:commentEx w15:paraId="20471B08" w15:done="0"/>
   <w15:commentEx w15:paraId="1952D773" w15:done="0"/>
 </w15:commentsEx>
 </file>
 
 <file path=word/commentsExtensible.xml><?xml version="1.0" encoding="utf-8"?>
-<w16cex:commentsExtensible xmlns:wpc="http://schemas.microsoft.com/office/word/2010/wordprocessingCanvas" xmlns:cx="http://schemas.microsoft.com/office/drawing/2014/chartex" xmlns:cx1="http://schemas.microsoft.com/office/drawing/2015/9/8/chartex" xmlns:cx2="http://schemas.microsoft.com/office/drawing/2015/10/21/chartex" xmlns:cx3="http://schemas.microsoft.com/office/drawing/2016/5/9/chartex" xmlns:cx4="http://schemas.microsoft.com/office/drawing/2016/5/10/chartex" xmlns:cx5="http://schemas.microsoft.com/office/drawing/2016/5/11/chartex" xmlns:cx6="http://schemas.microsoft.com/office/drawing/2016/5/12/chartex" xmlns:cx7="http://schemas.microsoft.com/office/drawing/2016/5/13/chartex" xmlns:cx8="http://schemas.microsoft.com/office/drawing/2016/5/14/chartex" xmlns:cr="http://schemas.microsoft.com/office/comments/2020/reactions" xmlns:mc="http://schemas.openxmlformats.org/markup-compatibility/2006" xmlns:m="http://schemas.openxmlformats.org/officeDocument/2006/math" xmlns:aink="http://schemas.microsoft.com/office/drawing/2016/ink" xmlns:am3d="http://schemas.microsoft.com/office/drawing/2017/model3d" xmlns:oel="http://schemas.microsoft.com/office/2019/extlst" xmlns:r="http://schemas.openxmlformats.org/officeDocument/2006/relationships" xmlns:wp14="http://schemas.microsoft.com/office/word/2010/wordprocessingDrawing" xmlns:wp="http://schemas.openxmlformats.org/drawingml/2006/wordprocessingDrawing" xmlns:wpg="http://schemas.microsoft.com/office/word/2010/wordprocessingGroup" xmlns:wpi="http://schemas.microsoft.com/office/word/2010/wordprocessingInk" xmlns:wps="http://schemas.microsoft.com/office/word/2010/wordprocessingShape" xmlns:o="urn:schemas-microsoft-com:office:office" xmlns:v="urn:schemas-microsoft-com:vml" xmlns:w10="urn:schemas-microsoft-com:office:word" xmlns:w="http://schemas.openxmlformats.org/wordprocessingml/2006/main" xmlns:w14="http://schemas.microsoft.com/office/word/2010/wordml" xmlns:w15="http://schemas.microsoft.com/office/word/2012/wordml" xmlns:w16cei="http://schemas.microsoft.com/office/word/2026/wordml/cei" xmlns:w16cex="http://schemas.microsoft.com/office/word/2018/wordml/cex" xmlns:w16cid="http://schemas.microsoft.com/office/word/2016/wordml/cid" xmlns:w16="http://schemas.microsoft.com/office/word/2018/wordml" xmlns:w16sdtdh="http://schemas.microsoft.com/office/word/2020/wordml/sdtdatahash" xmlns:w16sdtfl="http://schemas.microsoft.com/office/word/2024/wordml/sdtformatlock" xmlns:w16se="http://schemas.microsoft.com/office/word/2015/wordml/symex" xmlns:w16du="http://schemas.microsoft.com/office/word/2023/wordml/word16du" xmlns:wne="http://schemas.microsoft.com/office/word/2006/wordml" mc:Ignorable="w14 w15 w16se w16cid w16 w16cex w16sdtdh w16sdtfl cr w16du wp14">
+<w16cex:commentsExtensible xmlns:wpc="http://schemas.microsoft.com/office/word/2010/wordprocessingCanvas" xmlns:cx="http://schemas.microsoft.com/office/drawing/2014/chartex" xmlns:cx1="http://schemas.microsoft.com/office/drawing/2015/9/8/chartex" xmlns:cx2="http://schemas.microsoft.com/office/drawing/2015/10/21/chartex" xmlns:cx3="http://schemas.microsoft.com/office/drawing/2016/5/9/chartex" xmlns:cx4="http://schemas.microsoft.com/office/drawing/2016/5/10/chartex" xmlns:cx5="http://schemas.microsoft.com/office/drawing/2016/5/11/chartex" xmlns:cx6="http://schemas.microsoft.com/office/drawing/2016/5/12/chartex" xmlns:cx7="http://schemas.microsoft.com/office/drawing/2016/5/13/chartex" xmlns:cx8="http://schemas.microsoft.com/office/drawing/2016/5/14/chartex" xmlns:cr="http://schemas.microsoft.com/office/comments/2020/reactions" xmlns:mc="http://schemas.openxmlformats.org/markup-compatibility/2006" xmlns:aink="http://schemas.microsoft.com/office/drawing/2016/ink" xmlns:am3d="http://schemas.microsoft.com/office/drawing/2017/model3d" xmlns:o="urn:schemas-microsoft-com:office:office" xmlns:oel="http://schemas.microsoft.com/office/2019/extlst" xmlns:r="http://schemas.openxmlformats.org/officeDocument/2006/relationships" xmlns:m="http://schemas.openxmlformats.org/officeDocument/2006/math" xmlns:v="urn:schemas-microsoft-com:vml" xmlns:wp14="http://schemas.microsoft.com/office/word/2010/wordprocessingDrawing" xmlns:wp="http://schemas.openxmlformats.org/drawingml/2006/wordprocessingDrawing" xmlns:w10="urn:schemas-microsoft-com:office:word" xmlns:w="http://schemas.openxmlformats.org/wordprocessingml/2006/main" xmlns:w14="http://schemas.microsoft.com/office/word/2010/wordml" xmlns:w15="http://schemas.microsoft.com/office/word/2012/wordml" xmlns:w16cex="http://schemas.microsoft.com/office/word/2018/wordml/cex" xmlns:w16cid="http://schemas.microsoft.com/office/word/2016/wordml/cid" xmlns:w16="http://schemas.microsoft.com/office/word/2018/wordml" xmlns:w16du="http://schemas.microsoft.com/office/word/2023/wordml/word16du" xmlns:w16sdtdh="http://schemas.microsoft.com/office/word/2020/wordml/sdtdatahash" xmlns:w16sdtfl="http://schemas.microsoft.com/office/word/2024/wordml/sdtformatlock" xmlns:w16se="http://schemas.microsoft.com/office/word/2015/wordml/symex" xmlns:wpg="http://schemas.microsoft.com/office/word/2010/wordprocessingGroup" xmlns:wpi="http://schemas.microsoft.com/office/word/2010/wordprocessingInk" xmlns:wne="http://schemas.microsoft.com/office/word/2006/wordml" xmlns:wps="http://schemas.microsoft.com/office/word/2010/wordprocessingShape" mc:Ignorable="w14 w15 w16se w16cid w16 w16cex w16sdtdh w16sdtfl cr w16du wp14">
   <w16cex:commentExtensible w16cex:durableId="5A7DB32D" w16cex:dateUtc="2026-08-05T23:35:00Z"/>
   <w16cex:commentExtensible w16cex:durableId="3FB77D0C" w16cex:dateUtc="2026-08-06T01:31:00Z"/>
 </w16cex:commentsExtensible>
 </file>
 
 <file path=word/commentsIds.xml><?xml version="1.0" encoding="utf-8"?>
-<w16cid:commentsIds xmlns:wpc="http://schemas.microsoft.com/office/word/2010/wordprocessingCanvas" xmlns:cx="http://schemas.microsoft.com/office/drawing/2014/chartex" xmlns:cx1="http://schemas.microsoft.com/office/drawing/2015/9/8/chartex" xmlns:cx2="http://schemas.microsoft.com/office/drawing/2015/10/21/chartex" xmlns:cx3="http://schemas.microsoft.com/office/drawing/2016/5/9/chartex" xmlns:cx4="http://schemas.microsoft.com/office/drawing/2016/5/10/chartex" xmlns:cx5="http://schemas.microsoft.com/office/drawing/2016/5/11/chartex" xmlns:cx6="http://schemas.microsoft.com/office/drawing/2016/5/12/chartex" xmlns:cx7="http://schemas.microsoft.com/office/drawing/2016/5/13/chartex" xmlns:cx8="http://schemas.microsoft.com/office/drawing/2016/5/14/chartex" xmlns:mc="http://schemas.openxmlformats.org/markup-compatibility/2006" xmlns:m="http://schemas.openxmlformats.org/officeDocument/2006/math" xmlns:aink="http://schemas.microsoft.com/office/drawing/2016/ink" xmlns:am3d="http://schemas.microsoft.com/office/drawing/2017/model3d" xmlns:oel="http://schemas.microsoft.com/office/2019/extlst" xmlns:r="http://schemas.openxmlformats.org/officeDocument/2006/relationships" xmlns:wp14="http://schemas.microsoft.com/office/word/2010/wordprocessingDrawing" xmlns:wp="http://schemas.openxmlformats.org/drawingml/2006/wordprocessingDrawing" xmlns:wpg="http://schemas.microsoft.com/office/word/2010/wordprocessingGroup" xmlns:wpi="http://schemas.microsoft.com/office/word/2010/wordprocessingInk" xmlns:wps="http://schemas.microsoft.com/office/word/2010/wordprocessingShape" xmlns:o="urn:schemas-microsoft-com:office:office" xmlns:v="urn:schemas-microsoft-com:vml" xmlns:w10="urn:schemas-microsoft-com:office:word" xmlns:w="http://schemas.openxmlformats.org/wordprocessingml/2006/main" xmlns:w14="http://schemas.microsoft.com/office/word/2010/wordml" xmlns:w15="http://schemas.microsoft.com/office/word/2012/wordml" xmlns:w16cei="http://schemas.microsoft.com/office/word/2026/wordml/cei" xmlns:w16cex="http://schemas.microsoft.com/office/word/2018/wordml/cex" xmlns:w16cid="http://schemas.microsoft.com/office/word/2016/wordml/cid" xmlns:w16="http://schemas.microsoft.com/office/word/2018/wordml" xmlns:w16sdtdh="http://schemas.microsoft.com/office/word/2020/wordml/sdtdatahash" xmlns:w16sdtfl="http://schemas.microsoft.com/office/word/2024/wordml/sdtformatlock" xmlns:w16se="http://schemas.microsoft.com/office/word/2015/wordml/symex" xmlns:w16du="http://schemas.microsoft.com/office/word/2023/wordml/word16du" xmlns:wne="http://schemas.microsoft.com/office/word/2006/wordml" mc:Ignorable="w14 w15 w16se w16cid w16 w16cex w16sdtdh w16sdtfl w16du wp14">
+<w16cid:commentsIds xmlns:wpc="http://schemas.microsoft.com/office/word/2010/wordprocessingCanvas" xmlns:cx="http://schemas.microsoft.com/office/drawing/2014/chartex" xmlns:cx1="http://schemas.microsoft.com/office/drawing/2015/9/8/chartex" xmlns:cx2="http://schemas.microsoft.com/office/drawing/2015/10/21/chartex" xmlns:cx3="http://schemas.microsoft.com/office/drawing/2016/5/9/chartex" xmlns:cx4="http://schemas.microsoft.com/office/drawing/2016/5/10/chartex" xmlns:cx5="http://schemas.microsoft.com/office/drawing/2016/5/11/chartex" xmlns:cx6="http://schemas.microsoft.com/office/drawing/2016/5/12/chartex" xmlns:cx7="http://schemas.microsoft.com/office/drawing/2016/5/13/chartex" xmlns:cx8="http://schemas.microsoft.com/office/drawing/2016/5/14/chartex" xmlns:mc="http://schemas.openxmlformats.org/markup-compatibility/2006" xmlns:aink="http://schemas.microsoft.com/office/drawing/2016/ink" xmlns:am3d="http://schemas.microsoft.com/office/drawing/2017/model3d" xmlns:o="urn:schemas-microsoft-com:office:office" xmlns:oel="http://schemas.microsoft.com/office/2019/extlst" xmlns:r="http://schemas.openxmlformats.org/officeDocument/2006/relationships" xmlns:m="http://schemas.openxmlformats.org/officeDocument/2006/math" xmlns:v="urn:schemas-microsoft-com:vml" xmlns:wp14="http://schemas.microsoft.com/office/word/2010/wordprocessingDrawing" xmlns:wp="http://schemas.openxmlformats.org/drawingml/2006/wordprocessingDrawing" xmlns:w10="urn:schemas-microsoft-com:office:word" xmlns:w="http://schemas.openxmlformats.org/wordprocessingml/2006/main" xmlns:w14="http://schemas.microsoft.com/office/word/2010/wordml" xmlns:w15="http://schemas.microsoft.com/office/word/2012/wordml" xmlns:w16cex="http://schemas.microsoft.com/office/word/2018/wordml/cex" xmlns:w16cid="http://schemas.microsoft.com/office/word/2016/wordml/cid" xmlns:w16="http://schemas.microsoft.com/office/word/2018/wordml" xmlns:w16du="http://schemas.microsoft.com/office/word/2023/wordml/word16du" xmlns:w16sdtdh="http://schemas.microsoft.com/office/word/2020/wordml/sdtdatahash" xmlns:w16sdtfl="http://schemas.microsoft.com/office/word/2024/wordml/sdtformatlock" xmlns:w16se="http://schemas.microsoft.com/office/word/2015/wordml/symex" xmlns:wpg="http://schemas.microsoft.com/office/word/2010/wordprocessingGroup" xmlns:wpi="http://schemas.microsoft.com/office/word/2010/wordprocessingInk" xmlns:wne="http://schemas.microsoft.com/office/word/2006/wordml" xmlns:wps="http://schemas.microsoft.com/office/word/2010/wordprocessingShape" mc:Ignorable="w14 w15 w16se w16cid w16 w16cex w16sdtdh w16sdtfl w16du wp14">
   <w16cid:commentId w16cid:paraId="20471B08" w16cid:durableId="5A7DB32D"/>
   <w16cid:commentId w16cid:paraId="1952D773" w16cid:durableId="3FB77D0C"/>
 </w16cid:commentsIds>
 </file>
 
 <file path=word/people.xml><?xml version="1.0" encoding="utf-8"?>
-<w15:people xmlns:wpc="http://schemas.microsoft.com/office/word/2010/wordprocessingCanvas" xmlns:cx="http://schemas.microsoft.com/office/drawing/2014/chartex" xmlns:cx1="http://schemas.microsoft.com/office/drawing/2015/9/8/chartex" xmlns:cx2="http://schemas.microsoft.com/office/drawing/2015/10/21/chartex" xmlns:cx3="http://schemas.microsoft.com/office/drawing/2016/5/9/chartex" xmlns:cx4="http://schemas.microsoft.com/office/drawing/2016/5/10/chartex" xmlns:cx5="http://schemas.microsoft.com/office/drawing/2016/5/11/chartex" xmlns:cx6="http://schemas.microsoft.com/office/drawing/2016/5/12/chartex" xmlns:cx7="http://schemas.microsoft.com/office/drawing/2016/5/13/chartex" xmlns:cx8="http://schemas.microsoft.com/office/drawing/2016/5/14/chartex" xmlns:mc="http://schemas.openxmlformats.org/markup-compatibility/2006" xmlns:m="http://schemas.openxmlformats.org/officeDocument/2006/math" xmlns:aink="http://schemas.microsoft.com/office/drawing/2016/ink" xmlns:am3d="http://schemas.microsoft.com/office/drawing/2017/model3d" xmlns:oel="http://schemas.microsoft.com/office/2019/extlst" xmlns:r="http://schemas.openxmlformats.org/officeDocument/2006/relationships" xmlns:wp14="http://schemas.microsoft.com/office/word/2010/wordprocessingDrawing" xmlns:wp="http://schemas.openxmlformats.org/drawingml/2006/wordprocessingDrawing" xmlns:wpg="http://schemas.microsoft.com/office/word/2010/wordprocessingGroup" xmlns:wpi="http://schemas.microsoft.com/office/word/2010/wordprocessingInk" xmlns:wps="http://schemas.microsoft.com/office/word/2010/wordprocessingShape" xmlns:o="urn:schemas-microsoft-com:office:office" xmlns:v="urn:schemas-microsoft-com:vml" xmlns:w10="urn:schemas-microsoft-com:office:word" xmlns:w="http://schemas.openxmlformats.org/wordprocessingml/2006/main" xmlns:w14="http://schemas.microsoft.com/office/word/2010/wordml" xmlns:w15="http://schemas.microsoft.com/office/word/2012/wordml" xmlns:w16cei="http://schemas.microsoft.com/office/word/2026/wordml/cei" xmlns:w16cex="http://schemas.microsoft.com/office/word/2018/wordml/cex" xmlns:w16cid="http://schemas.microsoft.com/office/word/2016/wordml/cid" xmlns:w16="http://schemas.microsoft.com/office/word/2018/wordml" xmlns:w16sdtdh="http://schemas.microsoft.com/office/word/2020/wordml/sdtdatahash" xmlns:w16sdtfl="http://schemas.microsoft.com/office/word/2024/wordml/sdtformatlock" xmlns:w16se="http://schemas.microsoft.com/office/word/2015/wordml/symex" xmlns:w16du="http://schemas.microsoft.com/office/word/2023/wordml/word16du" xmlns:wne="http://schemas.microsoft.com/office/word/2006/wordml" mc:Ignorable="w14 w15 w16se w16cid w16 w16cex w16sdtdh w16sdtfl w16du wp14">
+<w15:people xmlns:wpc="http://schemas.microsoft.com/office/word/2010/wordprocessingCanvas" xmlns:cx="http://schemas.microsoft.com/office/drawing/2014/chartex" xmlns:cx1="http://schemas.microsoft.com/office/drawing/2015/9/8/chartex" xmlns:cx2="http://schemas.microsoft.com/office/drawing/2015/10/21/chartex" xmlns:cx3="http://schemas.microsoft.com/office/drawing/2016/5/9/chartex" xmlns:cx4="http://schemas.microsoft.com/office/drawing/2016/5/10/chartex" xmlns:cx5="http://schemas.microsoft.com/office/drawing/2016/5/11/chartex" xmlns:cx6="http://schemas.microsoft.com/office/drawing/2016/5/12/chartex" xmlns:cx7="http://schemas.microsoft.com/office/drawing/2016/5/13/chartex" xmlns:cx8="http://schemas.microsoft.com/office/drawing/2016/5/14/chartex" xmlns:mc="http://schemas.openxmlformats.org/markup-compatibility/2006" xmlns:aink="http://schemas.microsoft.com/office/drawing/2016/ink" xmlns:am3d="http://schemas.microsoft.com/office/drawing/2017/model3d" xmlns:o="urn:schemas-microsoft-com:office:office" xmlns:oel="http://schemas.microsoft.com/office/2019/extlst" xmlns:r="http://schemas.openxmlformats.org/officeDocument/2006/relationships" xmlns:m="http://schemas.openxmlformats.org/officeDocument/2006/math" xmlns:v="urn:schemas-microsoft-com:vml" xmlns:wp14="http://schemas.microsoft.com/office/word/2010/wordprocessingDrawing" xmlns:wp="http://schemas.openxmlformats.org/drawingml/2006/wordprocessingDrawing" xmlns:w10="urn:schemas-microsoft-com:office:word" xmlns:w="http://schemas.openxmlformats.org/wordprocessingml/2006/main" xmlns:w14="http://schemas.microsoft.com/office/word/2010/wordml" xmlns:w15="http://schemas.microsoft.com/office/word/2012/wordml" xmlns:w16cex="http://schemas.microsoft.com/office/word/2018/wordml/cex" xmlns:w16cid="http://schemas.microsoft.com/office/word/2016/wordml/cid" xmlns:w16="http://schemas.microsoft.com/office/word/2018/wordml" xmlns:w16du="http://schemas.microsoft.com/office/word/2023/wordml/word16du" xmlns:w16sdtdh="http://schemas.microsoft.com/office/word/2020/wordml/sdtdatahash" xmlns:w16sdtfl="http://schemas.microsoft.com/office/word/2024/wordml/sdtformatlock" xmlns:w16se="http://schemas.microsoft.com/office/word/2015/wordml/symex" xmlns:wpg="http://schemas.microsoft.com/office/word/2010/wordprocessingGroup" xmlns:wpi="http://schemas.microsoft.com/office/word/2010/wordprocessingInk" xmlns:wne="http://schemas.microsoft.com/office/word/2006/wordml" xmlns:wps="http://schemas.microsoft.com/office/word/2010/wordprocessingShape" mc:Ignorable="w14 w15 w16se w16cid w16 w16cex w16sdtdh w16sdtfl w16du wp14">
   <w15:person w15:author="Kerbachi, Mohamed - GTS Global ENG &amp; ARCH">
     <w15:presenceInfo w15:providerId="AD" w15:userId="S::Mohamed.Kerbachi@transamerica.com::7bfead4c-51c4-46e1-b396-f93a69a42d0c"/>
   </w15:person>
@@ -2398,7 +2334,7 @@
 </file>
 
 <file path=word/styles.xml><?xml version="1.0" encoding="utf-8"?>
-<w:styles xmlns:mc="http://schemas.openxmlformats.org/markup-compatibility/2006" xmlns:r="http://schemas.openxmlformats.org/officeDocument/2006/relationships" xmlns:w="http://schemas.openxmlformats.org/wordprocessingml/2006/main" xmlns:w14="http://schemas.microsoft.com/office/word/2010/wordml" xmlns:w15="http://schemas.microsoft.com/office/word/2012/wordml" xmlns:w16cex="http://schemas.microsoft.com/office/word/2018/wordml/cex" xmlns:w16cid="http://schemas.microsoft.com/office/word/2016/wordml/cid" xmlns:w16="http://schemas.microsoft.com/office/word/2018/wordml" xmlns:w16sdtdh="http://schemas.microsoft.com/office/word/2020/wordml/sdtdatahash" xmlns:w16sdtfl="http://schemas.microsoft.com/office/word/2024/wordml/sdtformatlock" xmlns:w16se="http://schemas.microsoft.com/office/word/2015/wordml/symex" xmlns:w16du="http://schemas.microsoft.com/office/word/2023/wordml/word16du" mc:Ignorable="w14 w15 w16se w16cid w16 w16cex w16sdtdh w16sdtfl w16du">
+<w:styles xmlns:mc="http://schemas.openxmlformats.org/markup-compatibility/2006" xmlns:r="http://schemas.openxmlformats.org/officeDocument/2006/relationships" xmlns:w="http://schemas.openxmlformats.org/wordprocessingml/2006/main" xmlns:w14="http://schemas.microsoft.com/office/word/2010/wordml" xmlns:w15="http://schemas.microsoft.com/office/word/2012/wordml" xmlns:w16cex="http://schemas.microsoft.com/office/word/2018/wordml/cex" xmlns:w16cid="http://schemas.microsoft.com/office/word/2016/wordml/cid" xmlns:w16="http://schemas.microsoft.com/office/word/2018/wordml" xmlns:w16du="http://schemas.microsoft.com/office/word/2023/wordml/word16du" xmlns:w16sdtdh="http://schemas.microsoft.com/office/word/2020/wordml/sdtdatahash" xmlns:w16sdtfl="http://schemas.microsoft.com/office/word/2024/wordml/sdtformatlock" xmlns:w16se="http://schemas.microsoft.com/office/word/2015/wordml/symex" mc:Ignorable="w14 w15 w16se w16cid w16 w16cex w16sdtdh w16sdtfl w16du">
   <w:docDefaults>
     <w:rPrDefault>
       <w:rPr>
